--- a/backend/lib/templates/contract_cdi.docx
+++ b/backend/lib/templates/contract_cdi.docx
@@ -71,7 +71,47 @@
           <w:szCs w:val="24"/>
           <w:rtl/>
         </w:rPr>
-        <w:t>{{contract_number}}</w:t>
+        <w:fldChar w:fldCharType="begin"/>
+      </w:r>
+      <w:r>
+        <w:rPr>
+          <w:rFonts w:ascii="Arial" w:eastAsia="Arial" w:hAnsi="Arial" w:cs="Louguiya"/>
+          <w:color w:val="222222"/>
+          <w:sz w:val="24"/>
+          <w:szCs w:val="24"/>
+          <w:rtl/>
+        </w:rPr>
+        <w:instrText xml:space="preserve"> MERGEFIELD =contract_number \* MERGEFORMAT </w:instrText>
+      </w:r>
+      <w:r>
+        <w:rPr>
+          <w:rFonts w:ascii="Arial" w:eastAsia="Arial" w:hAnsi="Arial" w:cs="Louguiya"/>
+          <w:color w:val="222222"/>
+          <w:sz w:val="24"/>
+          <w:szCs w:val="24"/>
+          <w:rtl/>
+        </w:rPr>
+        <w:fldChar w:fldCharType="separate"/>
+      </w:r>
+      <w:r>
+        <w:rPr>
+          <w:rFonts w:ascii="Arial" w:eastAsia="Arial" w:hAnsi="Arial" w:cs="Louguiya"/>
+          <w:color w:val="222222"/>
+          <w:sz w:val="24"/>
+          <w:szCs w:val="24"/>
+          <w:rtl/>
+        </w:rPr>
+        <w:t>«=contract_number»</w:t>
+      </w:r>
+      <w:r>
+        <w:rPr>
+          <w:rFonts w:ascii="Arial" w:eastAsia="Arial" w:hAnsi="Arial" w:cs="Louguiya"/>
+          <w:color w:val="222222"/>
+          <w:sz w:val="24"/>
+          <w:szCs w:val="24"/>
+          <w:rtl/>
+        </w:rPr>
+        <w:fldChar w:fldCharType="end"/>
       </w:r>
       <w:r>
         <w:rPr>
@@ -277,7 +317,57 @@
           <w:szCs w:val="24"/>
           <w:rtl/>
         </w:rPr>
-        <w:t>السيد(ة): {{employee_name}}</w:t>
+        <w:t xml:space="preserve">السيد(ة): </w:t>
+      </w:r>
+      <w:r>
+        <w:rPr>
+          <w:rFonts w:ascii="Arial" w:eastAsia="Arial" w:hAnsi="Arial" w:cs="Louguiya"/>
+          <w:color w:val="222222"/>
+          <w:sz w:val="24"/>
+          <w:szCs w:val="24"/>
+          <w:rtl/>
+        </w:rPr>
+        <w:fldChar w:fldCharType="begin"/>
+      </w:r>
+      <w:r>
+        <w:rPr>
+          <w:rFonts w:ascii="Arial" w:eastAsia="Arial" w:hAnsi="Arial" w:cs="Louguiya"/>
+          <w:color w:val="222222"/>
+          <w:sz w:val="24"/>
+          <w:szCs w:val="24"/>
+          <w:rtl/>
+        </w:rPr>
+        <w:instrText xml:space="preserve"> MERGEFIELD =employee_name \* MERGEFORMAT </w:instrText>
+      </w:r>
+      <w:r>
+        <w:rPr>
+          <w:rFonts w:ascii="Arial" w:eastAsia="Arial" w:hAnsi="Arial" w:cs="Louguiya"/>
+          <w:color w:val="222222"/>
+          <w:sz w:val="24"/>
+          <w:szCs w:val="24"/>
+          <w:rtl/>
+        </w:rPr>
+        <w:fldChar w:fldCharType="separate"/>
+      </w:r>
+      <w:r>
+        <w:rPr>
+          <w:rFonts w:ascii="Arial" w:eastAsia="Arial" w:hAnsi="Arial" w:cs="Louguiya"/>
+          <w:color w:val="222222"/>
+          <w:sz w:val="24"/>
+          <w:szCs w:val="24"/>
+          <w:rtl/>
+        </w:rPr>
+        <w:t>«=employee_name»</w:t>
+      </w:r>
+      <w:r>
+        <w:rPr>
+          <w:rFonts w:ascii="Arial" w:eastAsia="Arial" w:hAnsi="Arial" w:cs="Louguiya"/>
+          <w:color w:val="222222"/>
+          <w:sz w:val="24"/>
+          <w:szCs w:val="24"/>
+          <w:rtl/>
+        </w:rPr>
+        <w:fldChar w:fldCharType="end"/>
       </w:r>
     </w:p>
     <w:p>
@@ -313,7 +403,117 @@
           <w:szCs w:val="24"/>
           <w:rtl/>
         </w:rPr>
-        <w:t>تاريخ ومحل الميلاد: {{birth_date}} - {{birth_place}}</w:t>
+        <w:t xml:space="preserve">تاريخ ومحل الميلاد: </w:t>
+      </w:r>
+      <w:r>
+        <w:rPr>
+          <w:rFonts w:ascii="Arial" w:eastAsia="Arial" w:hAnsi="Arial" w:cs="Louguiya"/>
+          <w:color w:val="222222"/>
+          <w:sz w:val="24"/>
+          <w:szCs w:val="24"/>
+          <w:rtl/>
+        </w:rPr>
+        <w:fldChar w:fldCharType="begin"/>
+      </w:r>
+      <w:r>
+        <w:rPr>
+          <w:rFonts w:ascii="Arial" w:eastAsia="Arial" w:hAnsi="Arial" w:cs="Louguiya"/>
+          <w:color w:val="222222"/>
+          <w:sz w:val="24"/>
+          <w:szCs w:val="24"/>
+          <w:rtl/>
+        </w:rPr>
+        <w:instrText xml:space="preserve"> MERGEFIELD =birth_date \* MERGEFORMAT </w:instrText>
+      </w:r>
+      <w:r>
+        <w:rPr>
+          <w:rFonts w:ascii="Arial" w:eastAsia="Arial" w:hAnsi="Arial" w:cs="Louguiya"/>
+          <w:color w:val="222222"/>
+          <w:sz w:val="24"/>
+          <w:szCs w:val="24"/>
+          <w:rtl/>
+        </w:rPr>
+        <w:fldChar w:fldCharType="separate"/>
+      </w:r>
+      <w:r>
+        <w:rPr>
+          <w:rFonts w:ascii="Arial" w:eastAsia="Arial" w:hAnsi="Arial" w:cs="Louguiya"/>
+          <w:color w:val="222222"/>
+          <w:sz w:val="24"/>
+          <w:szCs w:val="24"/>
+          <w:rtl/>
+        </w:rPr>
+        <w:t>«=birth_date»</w:t>
+      </w:r>
+      <w:r>
+        <w:rPr>
+          <w:rFonts w:ascii="Arial" w:eastAsia="Arial" w:hAnsi="Arial" w:cs="Louguiya"/>
+          <w:color w:val="222222"/>
+          <w:sz w:val="24"/>
+          <w:szCs w:val="24"/>
+          <w:rtl/>
+        </w:rPr>
+        <w:fldChar w:fldCharType="end"/>
+      </w:r>
+      <w:r>
+        <w:rPr>
+          <w:rFonts w:ascii="Arial" w:eastAsia="Arial" w:hAnsi="Arial" w:cs="Louguiya"/>
+          <w:color w:val="222222"/>
+          <w:sz w:val="24"/>
+          <w:szCs w:val="24"/>
+          <w:rtl/>
+        </w:rPr>
+        <w:t xml:space="preserve"> - </w:t>
+      </w:r>
+      <w:r>
+        <w:rPr>
+          <w:rFonts w:ascii="Arial" w:eastAsia="Arial" w:hAnsi="Arial" w:cs="Louguiya"/>
+          <w:color w:val="222222"/>
+          <w:sz w:val="24"/>
+          <w:szCs w:val="24"/>
+          <w:rtl/>
+        </w:rPr>
+        <w:fldChar w:fldCharType="begin"/>
+      </w:r>
+      <w:r>
+        <w:rPr>
+          <w:rFonts w:ascii="Arial" w:eastAsia="Arial" w:hAnsi="Arial" w:cs="Louguiya"/>
+          <w:color w:val="222222"/>
+          <w:sz w:val="24"/>
+          <w:szCs w:val="24"/>
+          <w:rtl/>
+        </w:rPr>
+        <w:instrText xml:space="preserve"> MERGEFIELD =birth_place \* MERGEFORMAT </w:instrText>
+      </w:r>
+      <w:r>
+        <w:rPr>
+          <w:rFonts w:ascii="Arial" w:eastAsia="Arial" w:hAnsi="Arial" w:cs="Louguiya"/>
+          <w:color w:val="222222"/>
+          <w:sz w:val="24"/>
+          <w:szCs w:val="24"/>
+          <w:rtl/>
+        </w:rPr>
+        <w:fldChar w:fldCharType="separate"/>
+      </w:r>
+      <w:r>
+        <w:rPr>
+          <w:rFonts w:ascii="Arial" w:eastAsia="Arial" w:hAnsi="Arial" w:cs="Louguiya"/>
+          <w:color w:val="222222"/>
+          <w:sz w:val="24"/>
+          <w:szCs w:val="24"/>
+          <w:rtl/>
+        </w:rPr>
+        <w:t>«=birth_place»</w:t>
+      </w:r>
+      <w:r>
+        <w:rPr>
+          <w:rFonts w:ascii="Arial" w:eastAsia="Arial" w:hAnsi="Arial" w:cs="Louguiya"/>
+          <w:color w:val="222222"/>
+          <w:sz w:val="24"/>
+          <w:szCs w:val="24"/>
+          <w:rtl/>
+        </w:rPr>
+        <w:fldChar w:fldCharType="end"/>
       </w:r>
     </w:p>
     <w:p>
@@ -349,7 +549,57 @@
           <w:szCs w:val="24"/>
           <w:rtl/>
         </w:rPr>
-        <w:t>الرقم الوطني للتعريف: {{nni}}</w:t>
+        <w:t xml:space="preserve">الرقم الوطني للتعريف: </w:t>
+      </w:r>
+      <w:r>
+        <w:rPr>
+          <w:rFonts w:ascii="Arial" w:eastAsia="Arial" w:hAnsi="Arial" w:cs="Louguiya"/>
+          <w:color w:val="222222"/>
+          <w:sz w:val="24"/>
+          <w:szCs w:val="24"/>
+          <w:rtl/>
+        </w:rPr>
+        <w:fldChar w:fldCharType="begin"/>
+      </w:r>
+      <w:r>
+        <w:rPr>
+          <w:rFonts w:ascii="Arial" w:eastAsia="Arial" w:hAnsi="Arial" w:cs="Louguiya"/>
+          <w:color w:val="222222"/>
+          <w:sz w:val="24"/>
+          <w:szCs w:val="24"/>
+          <w:rtl/>
+        </w:rPr>
+        <w:instrText xml:space="preserve"> MERGEFIELD =nni \* MERGEFORMAT </w:instrText>
+      </w:r>
+      <w:r>
+        <w:rPr>
+          <w:rFonts w:ascii="Arial" w:eastAsia="Arial" w:hAnsi="Arial" w:cs="Louguiya"/>
+          <w:color w:val="222222"/>
+          <w:sz w:val="24"/>
+          <w:szCs w:val="24"/>
+          <w:rtl/>
+        </w:rPr>
+        <w:fldChar w:fldCharType="separate"/>
+      </w:r>
+      <w:r>
+        <w:rPr>
+          <w:rFonts w:ascii="Arial" w:eastAsia="Arial" w:hAnsi="Arial" w:cs="Louguiya"/>
+          <w:color w:val="222222"/>
+          <w:sz w:val="24"/>
+          <w:szCs w:val="24"/>
+          <w:rtl/>
+        </w:rPr>
+        <w:t>«=nni»</w:t>
+      </w:r>
+      <w:r>
+        <w:rPr>
+          <w:rFonts w:ascii="Arial" w:eastAsia="Arial" w:hAnsi="Arial" w:cs="Louguiya"/>
+          <w:color w:val="222222"/>
+          <w:sz w:val="24"/>
+          <w:szCs w:val="24"/>
+          <w:rtl/>
+        </w:rPr>
+        <w:fldChar w:fldCharType="end"/>
       </w:r>
     </w:p>
     <w:p>
@@ -385,7 +635,57 @@
           <w:szCs w:val="24"/>
           <w:rtl/>
         </w:rPr>
-        <w:t>الهاتف / واتساب: {{phone}}</w:t>
+        <w:t xml:space="preserve">الهاتف / واتساب: </w:t>
+      </w:r>
+      <w:r>
+        <w:rPr>
+          <w:rFonts w:ascii="Arial" w:eastAsia="Arial" w:hAnsi="Arial" w:cs="Louguiya"/>
+          <w:color w:val="222222"/>
+          <w:sz w:val="24"/>
+          <w:szCs w:val="24"/>
+          <w:rtl/>
+        </w:rPr>
+        <w:fldChar w:fldCharType="begin"/>
+      </w:r>
+      <w:r>
+        <w:rPr>
+          <w:rFonts w:ascii="Arial" w:eastAsia="Arial" w:hAnsi="Arial" w:cs="Louguiya"/>
+          <w:color w:val="222222"/>
+          <w:sz w:val="24"/>
+          <w:szCs w:val="24"/>
+          <w:rtl/>
+        </w:rPr>
+        <w:instrText xml:space="preserve"> MERGEFIELD =phone \* MERGEFORMAT </w:instrText>
+      </w:r>
+      <w:r>
+        <w:rPr>
+          <w:rFonts w:ascii="Arial" w:eastAsia="Arial" w:hAnsi="Arial" w:cs="Louguiya"/>
+          <w:color w:val="222222"/>
+          <w:sz w:val="24"/>
+          <w:szCs w:val="24"/>
+          <w:rtl/>
+        </w:rPr>
+        <w:fldChar w:fldCharType="separate"/>
+      </w:r>
+      <w:r>
+        <w:rPr>
+          <w:rFonts w:ascii="Arial" w:eastAsia="Arial" w:hAnsi="Arial" w:cs="Louguiya"/>
+          <w:color w:val="222222"/>
+          <w:sz w:val="24"/>
+          <w:szCs w:val="24"/>
+          <w:rtl/>
+        </w:rPr>
+        <w:t>«=phone»</w:t>
+      </w:r>
+      <w:r>
+        <w:rPr>
+          <w:rFonts w:ascii="Arial" w:eastAsia="Arial" w:hAnsi="Arial" w:cs="Louguiya"/>
+          <w:color w:val="222222"/>
+          <w:sz w:val="24"/>
+          <w:szCs w:val="24"/>
+          <w:rtl/>
+        </w:rPr>
+        <w:fldChar w:fldCharType="end"/>
       </w:r>
     </w:p>
     <w:p>
@@ -619,7 +919,47 @@
           <w:szCs w:val="24"/>
           <w:rtl/>
         </w:rPr>
-        <w:t>{{job_title}}</w:t>
+        <w:fldChar w:fldCharType="begin"/>
+      </w:r>
+      <w:r>
+        <w:rPr>
+          <w:rFonts w:ascii="Arial" w:eastAsia="Arial" w:hAnsi="Arial" w:cs="Louguiya"/>
+          <w:color w:val="EE0000"/>
+          <w:sz w:val="24"/>
+          <w:szCs w:val="24"/>
+          <w:rtl/>
+        </w:rPr>
+        <w:instrText xml:space="preserve"> MERGEFIELD =job_title \* MERGEFORMAT </w:instrText>
+      </w:r>
+      <w:r>
+        <w:rPr>
+          <w:rFonts w:ascii="Arial" w:eastAsia="Arial" w:hAnsi="Arial" w:cs="Louguiya"/>
+          <w:color w:val="EE0000"/>
+          <w:sz w:val="24"/>
+          <w:szCs w:val="24"/>
+          <w:rtl/>
+        </w:rPr>
+        <w:fldChar w:fldCharType="separate"/>
+      </w:r>
+      <w:r>
+        <w:rPr>
+          <w:rFonts w:ascii="Arial" w:eastAsia="Arial" w:hAnsi="Arial" w:cs="Louguiya"/>
+          <w:color w:val="EE0000"/>
+          <w:sz w:val="24"/>
+          <w:szCs w:val="24"/>
+          <w:rtl/>
+        </w:rPr>
+        <w:t>«=job_title»</w:t>
+      </w:r>
+      <w:r>
+        <w:rPr>
+          <w:rFonts w:ascii="Arial" w:eastAsia="Arial" w:hAnsi="Arial" w:cs="Louguiya"/>
+          <w:color w:val="EE0000"/>
+          <w:sz w:val="24"/>
+          <w:szCs w:val="24"/>
+          <w:rtl/>
+        </w:rPr>
+        <w:fldChar w:fldCharType="end"/>
       </w:r>
       <w:proofErr w:type="gramStart"/>
       <w:r>
@@ -1312,7 +1652,57 @@
           <w:szCs w:val="24"/>
           <w:rtl/>
         </w:rPr>
-        <w:t>{{amount}} أوقية</w:t>
+        <w:fldChar w:fldCharType="begin"/>
+      </w:r>
+      <w:r>
+        <w:rPr>
+          <w:rFonts w:ascii="Arial" w:eastAsia="Arial" w:hAnsi="Arial" w:cs="Louguiya"/>
+          <w:color w:val="EE0000"/>
+          <w:sz w:val="24"/>
+          <w:szCs w:val="24"/>
+          <w:rtl/>
+        </w:rPr>
+        <w:instrText xml:space="preserve"> MERGEFIELD =amount \* MERGEFORMAT </w:instrText>
+      </w:r>
+      <w:r>
+        <w:rPr>
+          <w:rFonts w:ascii="Arial" w:eastAsia="Arial" w:hAnsi="Arial" w:cs="Louguiya"/>
+          <w:color w:val="EE0000"/>
+          <w:sz w:val="24"/>
+          <w:szCs w:val="24"/>
+          <w:rtl/>
+        </w:rPr>
+        <w:fldChar w:fldCharType="separate"/>
+      </w:r>
+      <w:r>
+        <w:rPr>
+          <w:rFonts w:ascii="Arial" w:eastAsia="Arial" w:hAnsi="Arial" w:cs="Louguiya"/>
+          <w:color w:val="EE0000"/>
+          <w:sz w:val="24"/>
+          <w:szCs w:val="24"/>
+          <w:rtl/>
+        </w:rPr>
+        <w:t>«=amount»</w:t>
+      </w:r>
+      <w:r>
+        <w:rPr>
+          <w:rFonts w:ascii="Arial" w:eastAsia="Arial" w:hAnsi="Arial" w:cs="Louguiya"/>
+          <w:color w:val="EE0000"/>
+          <w:sz w:val="24"/>
+          <w:szCs w:val="24"/>
+          <w:rtl/>
+        </w:rPr>
+        <w:fldChar w:fldCharType="end"/>
+      </w:r>
+      <w:r>
+        <w:rPr>
+          <w:rFonts w:ascii="Arial" w:eastAsia="Arial" w:hAnsi="Arial" w:cs="Louguiya"/>
+          <w:color w:val="EE0000"/>
+          <w:sz w:val="24"/>
+          <w:szCs w:val="24"/>
+          <w:rtl/>
+        </w:rPr>
+        <w:t xml:space="preserve"> أوقية</w:t>
       </w:r>
       <w:proofErr w:type="gramEnd"/>
       <w:r>
@@ -1473,7 +1863,47 @@
           <w:szCs w:val="24"/>
           <w:rtl/>
         </w:rPr>
-        <w:t>{{start_date}}</w:t>
+        <w:fldChar w:fldCharType="begin"/>
+      </w:r>
+      <w:r>
+        <w:rPr>
+          <w:rFonts w:ascii="Arial" w:eastAsia="Arial" w:hAnsi="Arial" w:cs="Louguiya"/>
+          <w:color w:val="EE0000"/>
+          <w:sz w:val="24"/>
+          <w:szCs w:val="24"/>
+          <w:rtl/>
+        </w:rPr>
+        <w:instrText xml:space="preserve"> MERGEFIELD =start_date \* MERGEFORMAT </w:instrText>
+      </w:r>
+      <w:r>
+        <w:rPr>
+          <w:rFonts w:ascii="Arial" w:eastAsia="Arial" w:hAnsi="Arial" w:cs="Louguiya"/>
+          <w:color w:val="EE0000"/>
+          <w:sz w:val="24"/>
+          <w:szCs w:val="24"/>
+          <w:rtl/>
+        </w:rPr>
+        <w:fldChar w:fldCharType="separate"/>
+      </w:r>
+      <w:r>
+        <w:rPr>
+          <w:rFonts w:ascii="Arial" w:eastAsia="Arial" w:hAnsi="Arial" w:cs="Louguiya"/>
+          <w:color w:val="EE0000"/>
+          <w:sz w:val="24"/>
+          <w:szCs w:val="24"/>
+          <w:rtl/>
+        </w:rPr>
+        <w:t>«=start_date»</w:t>
+      </w:r>
+      <w:r>
+        <w:rPr>
+          <w:rFonts w:ascii="Arial" w:eastAsia="Arial" w:hAnsi="Arial" w:cs="Louguiya"/>
+          <w:color w:val="EE0000"/>
+          <w:sz w:val="24"/>
+          <w:szCs w:val="24"/>
+          <w:rtl/>
+        </w:rPr>
+        <w:fldChar w:fldCharType="end"/>
       </w:r>
       <w:r>
         <w:rPr>
@@ -2164,7 +2594,57 @@
           <w:szCs w:val="24"/>
           <w:rtl/>
         </w:rPr>
-        <w:t>حرر في نواكشوط بتاريخ {{signing_date}}</w:t>
+        <w:t xml:space="preserve">حرر في نواكشوط بتاريخ </w:t>
+      </w:r>
+      <w:r>
+        <w:rPr>
+          <w:rFonts w:ascii="Arial" w:eastAsia="Arial" w:hAnsi="Arial" w:cs="Louguiya"/>
+          <w:color w:val="222222"/>
+          <w:sz w:val="24"/>
+          <w:szCs w:val="24"/>
+          <w:rtl/>
+        </w:rPr>
+        <w:fldChar w:fldCharType="begin"/>
+      </w:r>
+      <w:r>
+        <w:rPr>
+          <w:rFonts w:ascii="Arial" w:eastAsia="Arial" w:hAnsi="Arial" w:cs="Louguiya"/>
+          <w:color w:val="222222"/>
+          <w:sz w:val="24"/>
+          <w:szCs w:val="24"/>
+          <w:rtl/>
+        </w:rPr>
+        <w:instrText xml:space="preserve"> MERGEFIELD =signing_date \* MERGEFORMAT </w:instrText>
+      </w:r>
+      <w:r>
+        <w:rPr>
+          <w:rFonts w:ascii="Arial" w:eastAsia="Arial" w:hAnsi="Arial" w:cs="Louguiya"/>
+          <w:color w:val="222222"/>
+          <w:sz w:val="24"/>
+          <w:szCs w:val="24"/>
+          <w:rtl/>
+        </w:rPr>
+        <w:fldChar w:fldCharType="separate"/>
+      </w:r>
+      <w:r>
+        <w:rPr>
+          <w:rFonts w:ascii="Arial" w:eastAsia="Arial" w:hAnsi="Arial" w:cs="Louguiya"/>
+          <w:color w:val="222222"/>
+          <w:sz w:val="24"/>
+          <w:szCs w:val="24"/>
+          <w:rtl/>
+        </w:rPr>
+        <w:t>«=signing_date»</w:t>
+      </w:r>
+      <w:r>
+        <w:rPr>
+          <w:rFonts w:ascii="Arial" w:eastAsia="Arial" w:hAnsi="Arial" w:cs="Louguiya"/>
+          <w:color w:val="222222"/>
+          <w:sz w:val="24"/>
+          <w:szCs w:val="24"/>
+          <w:rtl/>
+        </w:rPr>
+        <w:fldChar w:fldCharType="end"/>
       </w:r>
     </w:p>
     <w:p>
@@ -2311,7 +2791,47 @@
           <w:szCs w:val="24"/>
           <w:rtl/>
         </w:rPr>
-        <w:t>{{job_title}}</w:t>
+        <w:fldChar w:fldCharType="begin"/>
+      </w:r>
+      <w:r>
+        <w:rPr>
+          <w:rFonts w:ascii="Arial" w:eastAsia="Arial" w:hAnsi="Arial" w:cs="Louguiya"/>
+          <w:color w:val="EE0000"/>
+          <w:sz w:val="24"/>
+          <w:szCs w:val="24"/>
+          <w:rtl/>
+        </w:rPr>
+        <w:instrText xml:space="preserve"> MERGEFIELD =job_title \* MERGEFORMAT </w:instrText>
+      </w:r>
+      <w:r>
+        <w:rPr>
+          <w:rFonts w:ascii="Arial" w:eastAsia="Arial" w:hAnsi="Arial" w:cs="Louguiya"/>
+          <w:color w:val="EE0000"/>
+          <w:sz w:val="24"/>
+          <w:szCs w:val="24"/>
+          <w:rtl/>
+        </w:rPr>
+        <w:fldChar w:fldCharType="separate"/>
+      </w:r>
+      <w:r>
+        <w:rPr>
+          <w:rFonts w:ascii="Arial" w:eastAsia="Arial" w:hAnsi="Arial" w:cs="Louguiya"/>
+          <w:color w:val="EE0000"/>
+          <w:sz w:val="24"/>
+          <w:szCs w:val="24"/>
+          <w:rtl/>
+        </w:rPr>
+        <w:t>«=job_title»</w:t>
+      </w:r>
+      <w:r>
+        <w:rPr>
+          <w:rFonts w:ascii="Arial" w:eastAsia="Arial" w:hAnsi="Arial" w:cs="Louguiya"/>
+          <w:color w:val="EE0000"/>
+          <w:sz w:val="24"/>
+          <w:szCs w:val="24"/>
+          <w:rtl/>
+        </w:rPr>
+        <w:fldChar w:fldCharType="end"/>
       </w:r>
       <w:proofErr w:type="gramStart"/>
       <w:r>
@@ -2432,7 +2952,47 @@
           <w:szCs w:val="24"/>
           <w:rtl/>
         </w:rPr>
-        <w:t>{{employee_name_fr}}</w:t>
+        <w:fldChar w:fldCharType="begin"/>
+      </w:r>
+      <w:r>
+        <w:rPr>
+          <w:rFonts w:ascii="Arial" w:eastAsia="Arial" w:hAnsi="Arial" w:cs="Louguiya"/>
+          <w:color w:val="222222"/>
+          <w:sz w:val="24"/>
+          <w:szCs w:val="24"/>
+          <w:rtl/>
+        </w:rPr>
+        <w:instrText xml:space="preserve"> MERGEFIELD =employee_name_fr \* MERGEFORMAT </w:instrText>
+      </w:r>
+      <w:r>
+        <w:rPr>
+          <w:rFonts w:ascii="Arial" w:eastAsia="Arial" w:hAnsi="Arial" w:cs="Louguiya"/>
+          <w:color w:val="222222"/>
+          <w:sz w:val="24"/>
+          <w:szCs w:val="24"/>
+          <w:rtl/>
+        </w:rPr>
+        <w:fldChar w:fldCharType="separate"/>
+      </w:r>
+      <w:r>
+        <w:rPr>
+          <w:rFonts w:ascii="Arial" w:eastAsia="Arial" w:hAnsi="Arial" w:cs="Louguiya"/>
+          <w:color w:val="222222"/>
+          <w:sz w:val="24"/>
+          <w:szCs w:val="24"/>
+          <w:rtl/>
+        </w:rPr>
+        <w:t>«=employee_name_fr»</w:t>
+      </w:r>
+      <w:r>
+        <w:rPr>
+          <w:rFonts w:ascii="Arial" w:eastAsia="Arial" w:hAnsi="Arial" w:cs="Louguiya"/>
+          <w:color w:val="222222"/>
+          <w:sz w:val="24"/>
+          <w:szCs w:val="24"/>
+          <w:rtl/>
+        </w:rPr>
+        <w:fldChar w:fldCharType="end"/>
       </w:r>
     </w:p>
     <w:p>

--- a/backend/lib/templates/contract_cdi.docx
+++ b/backend/lib/templates/contract_cdi.docx
@@ -100,6 +100,8 @@
           <w:sz w:val="24"/>
           <w:szCs w:val="24"/>
           <w:rtl/>
+          <w:b/>
+          <w:bCs/>
         </w:rPr>
         <w:t>«=contract_number»</w:t>
       </w:r>
@@ -356,6 +358,8 @@
           <w:sz w:val="24"/>
           <w:szCs w:val="24"/>
           <w:rtl/>
+          <w:b/>
+          <w:bCs/>
         </w:rPr>
         <w:t>«=employee_name»</w:t>
       </w:r>
@@ -442,6 +446,8 @@
           <w:sz w:val="24"/>
           <w:szCs w:val="24"/>
           <w:rtl/>
+          <w:b/>
+          <w:bCs/>
         </w:rPr>
         <w:t>«=birth_date»</w:t>
       </w:r>
@@ -502,6 +508,8 @@
           <w:sz w:val="24"/>
           <w:szCs w:val="24"/>
           <w:rtl/>
+          <w:b/>
+          <w:bCs/>
         </w:rPr>
         <w:t>«=birth_place»</w:t>
       </w:r>
@@ -588,6 +596,8 @@
           <w:sz w:val="24"/>
           <w:szCs w:val="24"/>
           <w:rtl/>
+          <w:b/>
+          <w:bCs/>
         </w:rPr>
         <w:t>«=nni»</w:t>
       </w:r>
@@ -674,6 +684,8 @@
           <w:sz w:val="24"/>
           <w:szCs w:val="24"/>
           <w:rtl/>
+          <w:b/>
+          <w:bCs/>
         </w:rPr>
         <w:t>«=phone»</w:t>
       </w:r>
@@ -948,6 +960,8 @@
           <w:sz w:val="24"/>
           <w:szCs w:val="24"/>
           <w:rtl/>
+          <w:b/>
+          <w:bCs/>
         </w:rPr>
         <w:t>«=job_title»</w:t>
       </w:r>
@@ -1681,6 +1695,8 @@
           <w:sz w:val="24"/>
           <w:szCs w:val="24"/>
           <w:rtl/>
+          <w:b/>
+          <w:bCs/>
         </w:rPr>
         <w:t>«=amount»</w:t>
       </w:r>
@@ -1892,6 +1908,8 @@
           <w:sz w:val="24"/>
           <w:szCs w:val="24"/>
           <w:rtl/>
+          <w:b/>
+          <w:bCs/>
         </w:rPr>
         <w:t>«=start_date»</w:t>
       </w:r>
@@ -2633,6 +2651,8 @@
           <w:sz w:val="24"/>
           <w:szCs w:val="24"/>
           <w:rtl/>
+          <w:b/>
+          <w:bCs/>
         </w:rPr>
         <w:t>«=signing_date»</w:t>
       </w:r>
@@ -2820,6 +2840,8 @@
           <w:sz w:val="24"/>
           <w:szCs w:val="24"/>
           <w:rtl/>
+          <w:b/>
+          <w:bCs/>
         </w:rPr>
         <w:t>«=job_title»</w:t>
       </w:r>
@@ -2981,6 +3003,8 @@
           <w:sz w:val="24"/>
           <w:szCs w:val="24"/>
           <w:rtl/>
+          <w:b/>
+          <w:bCs/>
         </w:rPr>
         <w:t>«=employee_name_fr»</w:t>
       </w:r>

--- a/backend/lib/templates/contract_cdi.docx
+++ b/backend/lib/templates/contract_cdi.docx
@@ -8,9 +8,149 @@
         <w:shd w:val="clear" w:color="auto" w:fill="FFFFFF"/>
         <w:bidi/>
         <w:spacing w:before="120"/>
+        <w:rPr>
+          <w:rFonts w:ascii="Arial" w:eastAsia="Arial" w:hAnsi="Arial" w:cs="Louguiya"/>
+          <w:b/>
+          <w:bCs/>
+          <w:color w:val="222222"/>
+          <w:sz w:val="24"/>
+          <w:szCs w:val="24"/>
+        </w:rPr>
+      </w:pPr>
+      <w:r>
+        <w:rPr>
+          <w:rFonts w:ascii="Arial" w:eastAsia="Arial" w:hAnsi="Arial" w:cs="Louguiya"/>
+          <w:b/>
+          <w:bCs/>
+          <w:color w:val="222222"/>
+          <w:sz w:val="24"/>
+          <w:szCs w:val="24"/>
+          <w:highlight w:val="white"/>
+          <w:rtl/>
+        </w:rPr>
+        <w:t xml:space="preserve">الجمهورية الإسلامية الموريتانية                                                </w:t>
+      </w:r>
+      <w:r>
+        <w:rPr>
+          <w:rFonts w:ascii="Arial" w:eastAsia="Arial" w:hAnsi="Arial" w:cs="Louguiya" w:hint="cs"/>
+          <w:b/>
+          <w:bCs/>
+          <w:color w:val="222222"/>
+          <w:sz w:val="24"/>
+          <w:szCs w:val="24"/>
+          <w:highlight w:val="white"/>
+          <w:rtl/>
+        </w:rPr>
+        <w:t xml:space="preserve">                                                                                            </w:t>
+      </w:r>
+      <w:r>
+        <w:rPr>
+          <w:rFonts w:ascii="Arial" w:eastAsia="Arial" w:hAnsi="Arial" w:cs="Louguiya"/>
+          <w:b/>
+          <w:bCs/>
+          <w:color w:val="222222"/>
+          <w:sz w:val="24"/>
+          <w:szCs w:val="24"/>
+          <w:highlight w:val="white"/>
+          <w:rtl/>
+        </w:rPr>
+        <w:t xml:space="preserve">             </w:t>
+      </w:r>
+      <w:r>
+        <w:rPr>
+          <w:rFonts w:ascii="Arial" w:eastAsia="Arial" w:hAnsi="Arial" w:cs="Louguiya"/>
+          <w:color w:val="222222"/>
+          <w:sz w:val="24"/>
+          <w:szCs w:val="24"/>
+          <w:highlight w:val="white"/>
+          <w:rtl/>
+        </w:rPr>
+        <w:t>شرف – إخاء – عدل</w:t>
+      </w:r>
+    </w:p>
+    <w:p>
+      <w:pPr>
+        <w:widowControl/>
+        <w:shd w:val="clear" w:color="auto" w:fill="FFFFFF"/>
+        <w:bidi/>
+        <w:spacing w:before="120"/>
+        <w:jc w:val="left"/>
+        <w:rPr>
+          <w:rFonts w:ascii="Arial" w:eastAsia="Arial" w:hAnsi="Arial" w:cs="Louguiya"/>
+          <w:b/>
+          <w:bCs/>
+          <w:color w:val="222222"/>
+          <w:sz w:val="24"/>
+          <w:szCs w:val="24"/>
+        </w:rPr>
+      </w:pPr>
+      <w:r>
+        <w:rPr>
+          <w:rFonts w:ascii="Arial" w:eastAsia="Arial" w:hAnsi="Arial" w:cs="Louguiya"/>
+          <w:b/>
+          <w:bCs/>
+          <w:color w:val="222222"/>
+          <w:sz w:val="24"/>
+          <w:szCs w:val="24"/>
+          <w:highlight w:val="white"/>
+          <w:rtl/>
+        </w:rPr>
+        <w:t>وزارة الشؤون الإسلامية والتعليم الأصلي</w:t>
+      </w:r>
+    </w:p>
+    <w:p>
+      <w:pPr>
+        <w:widowControl/>
+        <w:shd w:val="clear" w:color="auto" w:fill="FFFFFF"/>
+        <w:bidi/>
+        <w:spacing w:before="120"/>
+        <w:jc w:val="left"/>
+        <w:rPr>
+          <w:rFonts w:ascii="Arial" w:eastAsia="Arial" w:hAnsi="Arial" w:cs="Louguiya"/>
+          <w:color w:val="222222"/>
+          <w:sz w:val="24"/>
+          <w:szCs w:val="24"/>
+        </w:rPr>
+      </w:pPr>
+      <w:r>
+        <w:rPr>
+          <w:rFonts w:ascii="Arial" w:eastAsia="Arial" w:hAnsi="Arial" w:cs="Louguiya"/>
+          <w:color w:val="222222"/>
+          <w:sz w:val="24"/>
+          <w:szCs w:val="24"/>
+          <w:highlight w:val="white"/>
+          <w:rtl/>
+        </w:rPr>
+        <w:t>مشروع دعم التعليم الأصلي في المناطق الأقل حظا</w:t>
+      </w:r>
+    </w:p>
+    <w:p>
+      <w:pPr>
+        <w:widowControl/>
+        <w:shd w:val="clear" w:color="auto" w:fill="FFFFFF"/>
+        <w:bidi/>
+        <w:spacing w:before="120"/>
         <w:jc w:val="center"/>
         <w:rPr>
           <w:rFonts w:ascii="Arial" w:eastAsia="Arial" w:hAnsi="Arial" w:cs="Louguiya"/>
+          <w:b/>
+          <w:bCs/>
+          <w:color w:val="222222"/>
+          <w:sz w:val="24"/>
+          <w:szCs w:val="24"/>
+          <w:highlight w:val="white"/>
+        </w:rPr>
+      </w:pPr>
+    </w:p>
+    <w:p>
+      <w:pPr>
+        <w:widowControl/>
+        <w:shd w:val="clear" w:color="auto" w:fill="FFFFFF"/>
+        <w:bidi/>
+        <w:spacing w:before="120"/>
+        <w:jc w:val="center"/>
+        <w:rPr>
+          <w:rFonts w:ascii="Arial" w:eastAsia="Arial" w:hAnsi="Arial" w:cs="Louguiya"/>
           <w:color w:val="222222"/>
           <w:sz w:val="24"/>
           <w:szCs w:val="24"/>
@@ -61,7 +201,16 @@
           <w:szCs w:val="24"/>
           <w:rtl/>
         </w:rPr>
-        <w:t>، رقم.</w:t>
+        <w:t>، رقم</w:t>
+      </w:r>
+      <w:r>
+        <w:rPr>
+          <w:rFonts w:ascii="Arial" w:eastAsia="Arial" w:hAnsi="Arial" w:cs="Louguiya"/>
+          <w:color w:val="222222"/>
+          <w:sz w:val="24"/>
+          <w:szCs w:val="24"/>
+        </w:rPr>
+        <w:t xml:space="preserve"> </w:t>
       </w:r>
       <w:r>
         <w:rPr>
@@ -96,14 +245,40 @@
       <w:r>
         <w:rPr>
           <w:rFonts w:ascii="Arial" w:eastAsia="Arial" w:hAnsi="Arial" w:cs="Louguiya"/>
-          <w:color w:val="222222"/>
-          <w:sz w:val="24"/>
-          <w:szCs w:val="24"/>
-          <w:rtl/>
-          <w:b/>
-          <w:bCs/>
-        </w:rPr>
-        <w:t>«=contract_number»</w:t>
+          <w:b/>
+          <w:bCs/>
+          <w:color w:val="222222"/>
+          <w:sz w:val="24"/>
+          <w:szCs w:val="24"/>
+          <w:rtl/>
+        </w:rPr>
+        <w:t>«=</w:t>
+      </w:r>
+      <w:proofErr w:type="spellStart"/>
+      <w:r>
+        <w:rPr>
+          <w:rFonts w:ascii="Arial" w:eastAsia="Arial" w:hAnsi="Arial" w:cs="Louguiya"/>
+          <w:b/>
+          <w:bCs/>
+          <w:color w:val="222222"/>
+          <w:sz w:val="24"/>
+          <w:szCs w:val="24"/>
+          <w:rtl/>
+        </w:rPr>
+        <w:t>contract_number</w:t>
+      </w:r>
+      <w:proofErr w:type="spellEnd"/>
+      <w:r>
+        <w:rPr>
+          <w:rFonts w:ascii="Arial" w:eastAsia="Arial" w:hAnsi="Arial" w:cs="Louguiya"/>
+          <w:b/>
+          <w:bCs/>
+          <w:color w:val="222222"/>
+          <w:sz w:val="24"/>
+          <w:szCs w:val="24"/>
+          <w:rtl/>
+        </w:rPr>
+        <w:t>»</w:t>
       </w:r>
       <w:r>
         <w:rPr>
@@ -114,6 +289,15 @@
           <w:rtl/>
         </w:rPr>
         <w:fldChar w:fldCharType="end"/>
+      </w:r>
+      <w:r>
+        <w:rPr>
+          <w:rFonts w:ascii="Arial" w:eastAsia="Arial" w:hAnsi="Arial" w:cs="Louguiya"/>
+          <w:color w:val="222222"/>
+          <w:sz w:val="24"/>
+          <w:szCs w:val="24"/>
+        </w:rPr>
+        <w:t xml:space="preserve"> </w:t>
       </w:r>
       <w:r>
         <w:rPr>
@@ -214,18 +398,7 @@
           <w:highlight w:val="white"/>
           <w:rtl/>
         </w:rPr>
-        <w:t xml:space="preserve">مشروع دعم التعليم الأصلي في المناطق الأقل حظا في التعليم بوزارة الشؤون الإسلامية والتعليم الأصلي، ويمثله منسق برنامج دعم التعليم </w:t>
-      </w:r>
-      <w:r>
-        <w:rPr>
-          <w:rFonts w:ascii="Arial" w:eastAsia="Arial" w:hAnsi="Arial" w:cs="Louguiya"/>
-          <w:color w:val="222222"/>
-          <w:sz w:val="24"/>
-          <w:szCs w:val="24"/>
-          <w:highlight w:val="white"/>
-          <w:rtl/>
-        </w:rPr>
-        <w:t xml:space="preserve">الأصلي </w:t>
+        <w:t xml:space="preserve">مشروع دعم التعليم الأصلي في المناطق الأقل حظا في التعليم بوزارة الشؤون الإسلامية والتعليم الأصلي، ويمثله منسق برنامج دعم التعليم الأصلي </w:t>
       </w:r>
       <w:r>
         <w:rPr>
@@ -291,7 +464,7 @@
         <w:widowControl/>
         <w:numPr>
           <w:ilvl w:val="0"/>
-          <w:numId w:val="10"/>
+          <w:numId w:val="12"/>
         </w:numPr>
         <w:pBdr>
           <w:top w:val="nil"/>
@@ -308,7 +481,6 @@
           <w:color w:val="222222"/>
           <w:sz w:val="24"/>
           <w:szCs w:val="24"/>
-          <w:highlight w:val="yellow"/>
         </w:rPr>
       </w:pPr>
       <w:r>
@@ -354,12 +526,12 @@
       <w:r>
         <w:rPr>
           <w:rFonts w:ascii="Arial" w:eastAsia="Arial" w:hAnsi="Arial" w:cs="Louguiya"/>
-          <w:color w:val="222222"/>
-          <w:sz w:val="24"/>
-          <w:szCs w:val="24"/>
-          <w:rtl/>
-          <w:b/>
-          <w:bCs/>
+          <w:b/>
+          <w:bCs/>
+          <w:color w:val="222222"/>
+          <w:sz w:val="24"/>
+          <w:szCs w:val="24"/>
+          <w:rtl/>
         </w:rPr>
         <w:t>«=employee_name»</w:t>
       </w:r>
@@ -379,7 +551,7 @@
         <w:widowControl/>
         <w:numPr>
           <w:ilvl w:val="0"/>
-          <w:numId w:val="10"/>
+          <w:numId w:val="12"/>
         </w:numPr>
         <w:pBdr>
           <w:top w:val="nil"/>
@@ -396,7 +568,6 @@
           <w:color w:val="222222"/>
           <w:sz w:val="24"/>
           <w:szCs w:val="24"/>
-          <w:highlight w:val="yellow"/>
         </w:rPr>
       </w:pPr>
       <w:r>
@@ -442,12 +613,12 @@
       <w:r>
         <w:rPr>
           <w:rFonts w:ascii="Arial" w:eastAsia="Arial" w:hAnsi="Arial" w:cs="Louguiya"/>
-          <w:color w:val="222222"/>
-          <w:sz w:val="24"/>
-          <w:szCs w:val="24"/>
-          <w:rtl/>
-          <w:b/>
-          <w:bCs/>
+          <w:b/>
+          <w:bCs/>
+          <w:color w:val="222222"/>
+          <w:sz w:val="24"/>
+          <w:szCs w:val="24"/>
+          <w:rtl/>
         </w:rPr>
         <w:t>«=birth_date»</w:t>
       </w:r>
@@ -504,12 +675,12 @@
       <w:r>
         <w:rPr>
           <w:rFonts w:ascii="Arial" w:eastAsia="Arial" w:hAnsi="Arial" w:cs="Louguiya"/>
-          <w:color w:val="222222"/>
-          <w:sz w:val="24"/>
-          <w:szCs w:val="24"/>
-          <w:rtl/>
-          <w:b/>
-          <w:bCs/>
+          <w:b/>
+          <w:bCs/>
+          <w:color w:val="222222"/>
+          <w:sz w:val="24"/>
+          <w:szCs w:val="24"/>
+          <w:rtl/>
         </w:rPr>
         <w:t>«=birth_place»</w:t>
       </w:r>
@@ -529,7 +700,7 @@
         <w:widowControl/>
         <w:numPr>
           <w:ilvl w:val="0"/>
-          <w:numId w:val="10"/>
+          <w:numId w:val="12"/>
         </w:numPr>
         <w:pBdr>
           <w:top w:val="nil"/>
@@ -546,7 +717,6 @@
           <w:color w:val="222222"/>
           <w:sz w:val="24"/>
           <w:szCs w:val="24"/>
-          <w:highlight w:val="yellow"/>
         </w:rPr>
       </w:pPr>
       <w:r>
@@ -592,12 +762,12 @@
       <w:r>
         <w:rPr>
           <w:rFonts w:ascii="Arial" w:eastAsia="Arial" w:hAnsi="Arial" w:cs="Louguiya"/>
-          <w:color w:val="222222"/>
-          <w:sz w:val="24"/>
-          <w:szCs w:val="24"/>
-          <w:rtl/>
-          <w:b/>
-          <w:bCs/>
+          <w:b/>
+          <w:bCs/>
+          <w:color w:val="222222"/>
+          <w:sz w:val="24"/>
+          <w:szCs w:val="24"/>
+          <w:rtl/>
         </w:rPr>
         <w:t>«=nni»</w:t>
       </w:r>
@@ -617,7 +787,7 @@
         <w:widowControl/>
         <w:numPr>
           <w:ilvl w:val="0"/>
-          <w:numId w:val="10"/>
+          <w:numId w:val="12"/>
         </w:numPr>
         <w:pBdr>
           <w:top w:val="nil"/>
@@ -634,7 +804,6 @@
           <w:color w:val="222222"/>
           <w:sz w:val="24"/>
           <w:szCs w:val="24"/>
-          <w:highlight w:val="yellow"/>
         </w:rPr>
       </w:pPr>
       <w:r>
@@ -680,12 +849,12 @@
       <w:r>
         <w:rPr>
           <w:rFonts w:ascii="Arial" w:eastAsia="Arial" w:hAnsi="Arial" w:cs="Louguiya"/>
-          <w:color w:val="222222"/>
-          <w:sz w:val="24"/>
-          <w:szCs w:val="24"/>
-          <w:rtl/>
-          <w:b/>
-          <w:bCs/>
+          <w:b/>
+          <w:bCs/>
+          <w:color w:val="222222"/>
+          <w:sz w:val="24"/>
+          <w:szCs w:val="24"/>
+          <w:rtl/>
         </w:rPr>
         <w:t>«=phone»</w:t>
       </w:r>
@@ -921,12 +1090,21 @@
           <w:highlight w:val="white"/>
           <w:rtl/>
         </w:rPr>
-        <w:t xml:space="preserve">يكلف الطرف الثاني بمهام </w:t>
-      </w:r>
-      <w:r>
-        <w:rPr>
-          <w:rFonts w:ascii="Arial" w:eastAsia="Arial" w:hAnsi="Arial" w:cs="Louguiya"/>
-          <w:color w:val="EE0000"/>
+        <w:t xml:space="preserve">يكلف الطرف الثاني </w:t>
+      </w:r>
+      <w:r>
+        <w:rPr>
+          <w:rFonts w:ascii="Arial" w:eastAsia="Arial" w:hAnsi="Arial" w:cs="Louguiya"/>
+          <w:sz w:val="24"/>
+          <w:szCs w:val="24"/>
+          <w:highlight w:val="white"/>
+          <w:rtl/>
+        </w:rPr>
+        <w:t xml:space="preserve">بمهام </w:t>
+      </w:r>
+      <w:r>
+        <w:rPr>
+          <w:rFonts w:ascii="Arial" w:eastAsia="Arial" w:hAnsi="Arial" w:cs="Louguiya"/>
           <w:sz w:val="24"/>
           <w:szCs w:val="24"/>
           <w:rtl/>
@@ -936,7 +1114,6 @@
       <w:r>
         <w:rPr>
           <w:rFonts w:ascii="Arial" w:eastAsia="Arial" w:hAnsi="Arial" w:cs="Louguiya"/>
-          <w:color w:val="EE0000"/>
           <w:sz w:val="24"/>
           <w:szCs w:val="24"/>
           <w:rtl/>
@@ -946,7 +1123,6 @@
       <w:r>
         <w:rPr>
           <w:rFonts w:ascii="Arial" w:eastAsia="Arial" w:hAnsi="Arial" w:cs="Louguiya"/>
-          <w:color w:val="EE0000"/>
           <w:sz w:val="24"/>
           <w:szCs w:val="24"/>
           <w:rtl/>
@@ -956,87 +1132,55 @@
       <w:r>
         <w:rPr>
           <w:rFonts w:ascii="Arial" w:eastAsia="Arial" w:hAnsi="Arial" w:cs="Louguiya"/>
-          <w:color w:val="EE0000"/>
-          <w:sz w:val="24"/>
-          <w:szCs w:val="24"/>
-          <w:rtl/>
-          <w:b/>
-          <w:bCs/>
-        </w:rPr>
-        <w:t>«=job_title»</w:t>
-      </w:r>
-      <w:r>
-        <w:rPr>
-          <w:rFonts w:ascii="Arial" w:eastAsia="Arial" w:hAnsi="Arial" w:cs="Louguiya"/>
-          <w:color w:val="EE0000"/>
+          <w:b/>
+          <w:bCs/>
+          <w:sz w:val="24"/>
+          <w:szCs w:val="24"/>
+          <w:rtl/>
+        </w:rPr>
+        <w:t>«=</w:t>
+      </w:r>
+      <w:proofErr w:type="spellStart"/>
+      <w:r>
+        <w:rPr>
+          <w:rFonts w:ascii="Arial" w:eastAsia="Arial" w:hAnsi="Arial" w:cs="Louguiya"/>
+          <w:b/>
+          <w:bCs/>
+          <w:sz w:val="24"/>
+          <w:szCs w:val="24"/>
+          <w:rtl/>
+        </w:rPr>
+        <w:t>job_title</w:t>
+      </w:r>
+      <w:proofErr w:type="spellEnd"/>
+      <w:r>
+        <w:rPr>
+          <w:rFonts w:ascii="Arial" w:eastAsia="Arial" w:hAnsi="Arial" w:cs="Louguiya"/>
+          <w:b/>
+          <w:bCs/>
+          <w:sz w:val="24"/>
+          <w:szCs w:val="24"/>
+          <w:rtl/>
+        </w:rPr>
+        <w:t>»</w:t>
+      </w:r>
+      <w:r>
+        <w:rPr>
+          <w:rFonts w:ascii="Arial" w:eastAsia="Arial" w:hAnsi="Arial" w:cs="Louguiya"/>
           <w:sz w:val="24"/>
           <w:szCs w:val="24"/>
           <w:rtl/>
         </w:rPr>
         <w:fldChar w:fldCharType="end"/>
       </w:r>
-      <w:proofErr w:type="gramStart"/>
-      <w:r>
-        <w:rPr>
-          <w:rFonts w:ascii="Arial" w:eastAsia="Arial" w:hAnsi="Arial" w:cs="Louguiya" w:hint="cs"/>
-          <w:color w:val="EE0000"/>
-          <w:sz w:val="24"/>
-          <w:szCs w:val="24"/>
-          <w:rtl/>
-        </w:rPr>
-        <w:t xml:space="preserve">أو </w:t>
-      </w:r>
-      <w:r>
-        <w:rPr>
-          <w:rFonts w:ascii="Arial" w:eastAsia="Arial" w:hAnsi="Arial" w:cs="Louguiya"/>
-          <w:color w:val="EE0000"/>
-          <w:sz w:val="24"/>
-          <w:szCs w:val="24"/>
-        </w:rPr>
-        <w:t>)</w:t>
-      </w:r>
-      <w:r>
-        <w:rPr>
-          <w:rFonts w:ascii="Arial" w:eastAsia="Arial" w:hAnsi="Arial" w:cs="Louguiya" w:hint="cs"/>
-          <w:color w:val="EE0000"/>
-          <w:sz w:val="24"/>
-          <w:szCs w:val="24"/>
-          <w:rtl/>
-        </w:rPr>
-        <w:t>عامل</w:t>
-      </w:r>
-      <w:proofErr w:type="gramEnd"/>
-      <w:r>
-        <w:rPr>
-          <w:rFonts w:ascii="Arial" w:eastAsia="Arial" w:hAnsi="Arial" w:cs="Louguiya" w:hint="cs"/>
-          <w:color w:val="EE0000"/>
-          <w:sz w:val="24"/>
-          <w:szCs w:val="24"/>
-          <w:rtl/>
+      <w:r>
+        <w:rPr>
+          <w:rFonts w:ascii="Arial" w:eastAsia="Arial" w:hAnsi="Arial" w:cs="Louguiya"/>
+          <w:sz w:val="24"/>
+          <w:szCs w:val="24"/>
         </w:rPr>
         <w:t xml:space="preserve"> </w:t>
       </w:r>
-      <w:proofErr w:type="gramStart"/>
-      <w:r>
-        <w:rPr>
-          <w:rFonts w:ascii="Arial" w:eastAsia="Arial" w:hAnsi="Arial" w:cs="Louguiya" w:hint="cs"/>
-          <w:color w:val="EE0000"/>
-          <w:sz w:val="24"/>
-          <w:szCs w:val="24"/>
-          <w:rtl/>
-        </w:rPr>
-        <w:t>دعم</w:t>
-      </w:r>
-      <w:r>
-        <w:rPr>
-          <w:rFonts w:ascii="Arial" w:eastAsia="Arial" w:hAnsi="Arial" w:cs="Louguiya"/>
-          <w:color w:val="EE0000"/>
-          <w:sz w:val="24"/>
-          <w:szCs w:val="24"/>
-        </w:rPr>
-        <w:t>(</w:t>
-      </w:r>
-      <w:proofErr w:type="gramEnd"/>
       <w:r>
         <w:rPr>
           <w:rFonts w:ascii="Arial" w:eastAsia="Arial" w:hAnsi="Arial" w:cs="Louguiya" w:hint="cs"/>
@@ -1152,18 +1296,7 @@
           <w:highlight w:val="white"/>
           <w:rtl/>
         </w:rPr>
-        <w:t xml:space="preserve">يعد هذا العقد عقد إسداء خدمة غير محدد المدة من حيث الزمن، لكنه مقيد بوجود واستمرار مشروع دعم التعليم الأصلي، وينتهي </w:t>
-      </w:r>
-      <w:r>
-        <w:rPr>
-          <w:rFonts w:ascii="Arial" w:eastAsia="Arial" w:hAnsi="Arial" w:cs="Louguiya"/>
-          <w:color w:val="222222"/>
-          <w:sz w:val="24"/>
-          <w:szCs w:val="24"/>
-          <w:highlight w:val="white"/>
-          <w:rtl/>
-        </w:rPr>
-        <w:t>حكما بانتهاء أو توقف المشروع كليا أو جزئيا.</w:t>
+        <w:t>يعد هذا العقد عقد إسداء خدمة غير محدد المدة من حيث الزمن، لكنه مقيد بوجود واستمرار مشروع دعم التعليم الأصلي، وينتهي حكما بانتهاء أو توقف المشروع كليا أو جزئيا.</w:t>
       </w:r>
     </w:p>
     <w:p>
@@ -1308,7 +1441,31 @@
           <w:highlight w:val="white"/>
           <w:rtl/>
         </w:rPr>
-        <w:t xml:space="preserve"> الميدانية للمحاظر المكلف بها بجدية ووفق التعليمات الصادرة؛</w:t>
+        <w:t xml:space="preserve"> الميدانية </w:t>
+      </w:r>
+      <w:proofErr w:type="spellStart"/>
+      <w:r>
+        <w:rPr>
+          <w:rFonts w:ascii="Arial" w:eastAsia="Arial" w:hAnsi="Arial" w:cs="Louguiya"/>
+          <w:color w:val="222222"/>
+          <w:sz w:val="24"/>
+          <w:szCs w:val="24"/>
+          <w:highlight w:val="white"/>
+          <w:rtl/>
+        </w:rPr>
+        <w:t>للمحاظر</w:t>
+      </w:r>
+      <w:proofErr w:type="spellEnd"/>
+      <w:r>
+        <w:rPr>
+          <w:rFonts w:ascii="Arial" w:eastAsia="Arial" w:hAnsi="Arial" w:cs="Louguiya"/>
+          <w:color w:val="222222"/>
+          <w:sz w:val="24"/>
+          <w:szCs w:val="24"/>
+          <w:highlight w:val="white"/>
+          <w:rtl/>
+        </w:rPr>
+        <w:t xml:space="preserve"> المكلف بها بجدية ووفق التعليمات الصادرة؛</w:t>
       </w:r>
     </w:p>
     <w:p>
@@ -1645,23 +1802,29 @@
           <w:highlight w:val="white"/>
           <w:rtl/>
         </w:rPr>
-        <w:t xml:space="preserve">صرف تعويض شهري قدره </w:t>
-      </w:r>
-      <w:r>
-        <w:rPr>
-          <w:rFonts w:ascii="Arial" w:eastAsia="Arial" w:hAnsi="Arial" w:cs="Louguiya"/>
-          <w:color w:val="EE0000"/>
-          <w:sz w:val="24"/>
-          <w:szCs w:val="24"/>
-          <w:rtl/>
-        </w:rPr>
-        <w:t>عشرة آلاف (</w:t>
-      </w:r>
-      <w:proofErr w:type="gramStart"/>
-      <w:r>
-        <w:rPr>
-          <w:rFonts w:ascii="Arial" w:eastAsia="Arial" w:hAnsi="Arial" w:cs="Louguiya"/>
-          <w:color w:val="EE0000"/>
+        <w:t xml:space="preserve">صرف تعويض شهري </w:t>
+      </w:r>
+      <w:r>
+        <w:rPr>
+          <w:rFonts w:ascii="Arial" w:eastAsia="Arial" w:hAnsi="Arial" w:cs="Louguiya"/>
+          <w:sz w:val="24"/>
+          <w:szCs w:val="24"/>
+          <w:highlight w:val="white"/>
+          <w:rtl/>
+        </w:rPr>
+        <w:t>قدره</w:t>
+      </w:r>
+      <w:r>
+        <w:rPr>
+          <w:rFonts w:ascii="Arial" w:eastAsia="Arial" w:hAnsi="Arial" w:cs="Louguiya"/>
+          <w:sz w:val="24"/>
+          <w:szCs w:val="24"/>
+        </w:rPr>
+        <w:t xml:space="preserve"> </w:t>
+      </w:r>
+      <w:r>
+        <w:rPr>
+          <w:rFonts w:ascii="Arial" w:eastAsia="Arial" w:hAnsi="Arial" w:cs="Louguiya"/>
           <w:sz w:val="24"/>
           <w:szCs w:val="24"/>
           <w:rtl/>
@@ -1671,7 +1834,6 @@
       <w:r>
         <w:rPr>
           <w:rFonts w:ascii="Arial" w:eastAsia="Arial" w:hAnsi="Arial" w:cs="Louguiya"/>
-          <w:color w:val="EE0000"/>
           <w:sz w:val="24"/>
           <w:szCs w:val="24"/>
           <w:rtl/>
@@ -1681,7 +1843,6 @@
       <w:r>
         <w:rPr>
           <w:rFonts w:ascii="Arial" w:eastAsia="Arial" w:hAnsi="Arial" w:cs="Louguiya"/>
-          <w:color w:val="EE0000"/>
           <w:sz w:val="24"/>
           <w:szCs w:val="24"/>
           <w:rtl/>
@@ -1691,36 +1852,47 @@
       <w:r>
         <w:rPr>
           <w:rFonts w:ascii="Arial" w:eastAsia="Arial" w:hAnsi="Arial" w:cs="Louguiya"/>
-          <w:color w:val="EE0000"/>
-          <w:sz w:val="24"/>
-          <w:szCs w:val="24"/>
-          <w:rtl/>
-          <w:b/>
-          <w:bCs/>
-        </w:rPr>
-        <w:t>«=amount»</w:t>
-      </w:r>
-      <w:r>
-        <w:rPr>
-          <w:rFonts w:ascii="Arial" w:eastAsia="Arial" w:hAnsi="Arial" w:cs="Louguiya"/>
-          <w:color w:val="EE0000"/>
+          <w:b/>
+          <w:bCs/>
+          <w:sz w:val="24"/>
+          <w:szCs w:val="24"/>
+          <w:rtl/>
+        </w:rPr>
+        <w:t>«=</w:t>
+      </w:r>
+      <w:proofErr w:type="spellStart"/>
+      <w:r>
+        <w:rPr>
+          <w:rFonts w:ascii="Arial" w:eastAsia="Arial" w:hAnsi="Arial" w:cs="Louguiya"/>
+          <w:b/>
+          <w:bCs/>
+          <w:sz w:val="24"/>
+          <w:szCs w:val="24"/>
+          <w:rtl/>
+        </w:rPr>
+        <w:t>amount</w:t>
+      </w:r>
+      <w:proofErr w:type="spellEnd"/>
+      <w:r>
+        <w:rPr>
+          <w:rFonts w:ascii="Arial" w:eastAsia="Arial" w:hAnsi="Arial" w:cs="Louguiya"/>
+          <w:b/>
+          <w:bCs/>
+          <w:sz w:val="24"/>
+          <w:szCs w:val="24"/>
+          <w:rtl/>
+        </w:rPr>
+        <w:t>»</w:t>
+      </w:r>
+      <w:r>
+        <w:rPr>
+          <w:rFonts w:ascii="Arial" w:eastAsia="Arial" w:hAnsi="Arial" w:cs="Louguiya"/>
           <w:sz w:val="24"/>
           <w:szCs w:val="24"/>
           <w:rtl/>
         </w:rPr>
         <w:fldChar w:fldCharType="end"/>
       </w:r>
-      <w:r>
-        <w:rPr>
-          <w:rFonts w:ascii="Arial" w:eastAsia="Arial" w:hAnsi="Arial" w:cs="Louguiya"/>
-          <w:color w:val="EE0000"/>
-          <w:sz w:val="24"/>
-          <w:szCs w:val="24"/>
-          <w:rtl/>
-        </w:rPr>
-        <w:t xml:space="preserve"> أوقية</w:t>
-      </w:r>
-      <w:proofErr w:type="gramEnd"/>
       <w:r>
         <w:rPr>
           <w:rFonts w:ascii="Arial" w:eastAsia="Arial" w:hAnsi="Arial" w:cs="Louguiya"/>
@@ -1874,7 +2046,6 @@
       <w:r>
         <w:rPr>
           <w:rFonts w:ascii="Arial" w:eastAsia="Arial" w:hAnsi="Arial" w:cs="Louguiya"/>
-          <w:color w:val="EE0000"/>
           <w:sz w:val="24"/>
           <w:szCs w:val="24"/>
           <w:rtl/>
@@ -1884,7 +2055,6 @@
       <w:r>
         <w:rPr>
           <w:rFonts w:ascii="Arial" w:eastAsia="Arial" w:hAnsi="Arial" w:cs="Louguiya"/>
-          <w:color w:val="EE0000"/>
           <w:sz w:val="24"/>
           <w:szCs w:val="24"/>
           <w:rtl/>
@@ -1894,7 +2064,6 @@
       <w:r>
         <w:rPr>
           <w:rFonts w:ascii="Arial" w:eastAsia="Arial" w:hAnsi="Arial" w:cs="Louguiya"/>
-          <w:color w:val="EE0000"/>
           <w:sz w:val="24"/>
           <w:szCs w:val="24"/>
           <w:rtl/>
@@ -1904,19 +2073,17 @@
       <w:r>
         <w:rPr>
           <w:rFonts w:ascii="Arial" w:eastAsia="Arial" w:hAnsi="Arial" w:cs="Louguiya"/>
-          <w:color w:val="EE0000"/>
-          <w:sz w:val="24"/>
-          <w:szCs w:val="24"/>
-          <w:rtl/>
-          <w:b/>
-          <w:bCs/>
+          <w:b/>
+          <w:bCs/>
+          <w:sz w:val="24"/>
+          <w:szCs w:val="24"/>
+          <w:rtl/>
         </w:rPr>
         <w:t>«=start_date»</w:t>
       </w:r>
       <w:r>
         <w:rPr>
           <w:rFonts w:ascii="Arial" w:eastAsia="Arial" w:hAnsi="Arial" w:cs="Louguiya"/>
-          <w:color w:val="EE0000"/>
           <w:sz w:val="24"/>
           <w:szCs w:val="24"/>
           <w:rtl/>
@@ -1926,7 +2093,6 @@
       <w:r>
         <w:rPr>
           <w:rFonts w:ascii="Arial" w:eastAsia="Arial" w:hAnsi="Arial" w:cs="Louguiya"/>
-          <w:color w:val="EE0000"/>
           <w:sz w:val="24"/>
           <w:szCs w:val="24"/>
           <w:highlight w:val="white"/>
@@ -2088,18 +2254,7 @@
           <w:highlight w:val="white"/>
           <w:rtl/>
         </w:rPr>
-        <w:t xml:space="preserve">الإخلال </w:t>
-      </w:r>
-      <w:r>
-        <w:rPr>
-          <w:rFonts w:ascii="Arial" w:eastAsia="Arial" w:hAnsi="Arial" w:cs="Louguiya"/>
-          <w:color w:val="222222"/>
-          <w:sz w:val="24"/>
-          <w:szCs w:val="24"/>
-          <w:highlight w:val="white"/>
-          <w:rtl/>
-        </w:rPr>
-        <w:t>الجسيم؛</w:t>
+        <w:t>الإخلال الجسيم؛</w:t>
       </w:r>
     </w:p>
     <w:p>
@@ -2647,12 +2802,12 @@
       <w:r>
         <w:rPr>
           <w:rFonts w:ascii="Arial" w:eastAsia="Arial" w:hAnsi="Arial" w:cs="Louguiya"/>
-          <w:color w:val="222222"/>
-          <w:sz w:val="24"/>
-          <w:szCs w:val="24"/>
-          <w:rtl/>
-          <w:b/>
-          <w:bCs/>
+          <w:b/>
+          <w:bCs/>
+          <w:color w:val="222222"/>
+          <w:sz w:val="24"/>
+          <w:szCs w:val="24"/>
+          <w:rtl/>
         </w:rPr>
         <w:t>«=signing_date»</w:t>
       </w:r>
@@ -2806,7 +2961,6 @@
       <w:r>
         <w:rPr>
           <w:rFonts w:ascii="Arial" w:eastAsia="Arial" w:hAnsi="Arial" w:cs="Louguiya"/>
-          <w:color w:val="EE0000"/>
           <w:sz w:val="24"/>
           <w:szCs w:val="24"/>
           <w:rtl/>
@@ -2816,7 +2970,6 @@
       <w:r>
         <w:rPr>
           <w:rFonts w:ascii="Arial" w:eastAsia="Arial" w:hAnsi="Arial" w:cs="Louguiya"/>
-          <w:color w:val="EE0000"/>
           <w:sz w:val="24"/>
           <w:szCs w:val="24"/>
           <w:rtl/>
@@ -2826,7 +2979,6 @@
       <w:r>
         <w:rPr>
           <w:rFonts w:ascii="Arial" w:eastAsia="Arial" w:hAnsi="Arial" w:cs="Louguiya"/>
-          <w:color w:val="EE0000"/>
           <w:sz w:val="24"/>
           <w:szCs w:val="24"/>
           <w:rtl/>
@@ -2836,87 +2988,23 @@
       <w:r>
         <w:rPr>
           <w:rFonts w:ascii="Arial" w:eastAsia="Arial" w:hAnsi="Arial" w:cs="Louguiya"/>
-          <w:color w:val="EE0000"/>
-          <w:sz w:val="24"/>
-          <w:szCs w:val="24"/>
-          <w:rtl/>
-          <w:b/>
-          <w:bCs/>
+          <w:b/>
+          <w:bCs/>
+          <w:sz w:val="24"/>
+          <w:szCs w:val="24"/>
+          <w:rtl/>
         </w:rPr>
         <w:t>«=job_title»</w:t>
       </w:r>
       <w:r>
         <w:rPr>
           <w:rFonts w:ascii="Arial" w:eastAsia="Arial" w:hAnsi="Arial" w:cs="Louguiya"/>
-          <w:color w:val="EE0000"/>
           <w:sz w:val="24"/>
           <w:szCs w:val="24"/>
           <w:rtl/>
         </w:rPr>
         <w:fldChar w:fldCharType="end"/>
       </w:r>
-      <w:proofErr w:type="gramStart"/>
-      <w:r>
-        <w:rPr>
-          <w:rFonts w:ascii="Arial" w:eastAsia="Arial" w:hAnsi="Arial" w:cs="Louguiya" w:hint="cs"/>
-          <w:color w:val="EE0000"/>
-          <w:sz w:val="24"/>
-          <w:szCs w:val="24"/>
-          <w:rtl/>
-        </w:rPr>
-        <w:t xml:space="preserve">أو </w:t>
-      </w:r>
-      <w:r>
-        <w:rPr>
-          <w:rFonts w:ascii="Arial" w:eastAsia="Arial" w:hAnsi="Arial" w:cs="Louguiya"/>
-          <w:color w:val="EE0000"/>
-          <w:sz w:val="24"/>
-          <w:szCs w:val="24"/>
-        </w:rPr>
-        <w:t>)</w:t>
-      </w:r>
-      <w:r>
-        <w:rPr>
-          <w:rFonts w:ascii="Arial" w:eastAsia="Arial" w:hAnsi="Arial" w:cs="Louguiya" w:hint="cs"/>
-          <w:color w:val="EE0000"/>
-          <w:sz w:val="24"/>
-          <w:szCs w:val="24"/>
-          <w:rtl/>
-        </w:rPr>
-        <w:t>عامل</w:t>
-      </w:r>
-      <w:proofErr w:type="gramEnd"/>
-      <w:r>
-        <w:rPr>
-          <w:rFonts w:ascii="Arial" w:eastAsia="Arial" w:hAnsi="Arial" w:cs="Louguiya" w:hint="cs"/>
-          <w:color w:val="EE0000"/>
-          <w:sz w:val="24"/>
-          <w:szCs w:val="24"/>
-          <w:rtl/>
-        </w:rPr>
-        <w:t xml:space="preserve"> </w:t>
-      </w:r>
-      <w:proofErr w:type="gramStart"/>
-      <w:r>
-        <w:rPr>
-          <w:rFonts w:ascii="Arial" w:eastAsia="Arial" w:hAnsi="Arial" w:cs="Louguiya" w:hint="cs"/>
-          <w:color w:val="EE0000"/>
-          <w:sz w:val="24"/>
-          <w:szCs w:val="24"/>
-          <w:rtl/>
-        </w:rPr>
-        <w:t>دعم</w:t>
-      </w:r>
-      <w:r>
-        <w:rPr>
-          <w:rFonts w:ascii="Arial" w:eastAsia="Arial" w:hAnsi="Arial" w:cs="Louguiya"/>
-          <w:color w:val="EE0000"/>
-          <w:sz w:val="24"/>
-          <w:szCs w:val="24"/>
-        </w:rPr>
-        <w:t>(</w:t>
-      </w:r>
-      <w:proofErr w:type="gramEnd"/>
     </w:p>
     <w:p>
       <w:pPr>
@@ -2964,7 +3052,7 @@
           <w:highlight w:val="white"/>
           <w:rtl/>
         </w:rPr>
-        <w:t xml:space="preserve">     ..</w:t>
+        <w:t xml:space="preserve">     </w:t>
       </w:r>
       <w:r>
         <w:rPr>
@@ -2999,14 +3087,40 @@
       <w:r>
         <w:rPr>
           <w:rFonts w:ascii="Arial" w:eastAsia="Arial" w:hAnsi="Arial" w:cs="Louguiya"/>
-          <w:color w:val="222222"/>
-          <w:sz w:val="24"/>
-          <w:szCs w:val="24"/>
-          <w:rtl/>
-          <w:b/>
-          <w:bCs/>
-        </w:rPr>
-        <w:t>«=employee_name_fr»</w:t>
+          <w:b/>
+          <w:bCs/>
+          <w:color w:val="222222"/>
+          <w:sz w:val="24"/>
+          <w:szCs w:val="24"/>
+          <w:rtl/>
+        </w:rPr>
+        <w:t>«=</w:t>
+      </w:r>
+      <w:proofErr w:type="spellStart"/>
+      <w:r>
+        <w:rPr>
+          <w:rFonts w:ascii="Arial" w:eastAsia="Arial" w:hAnsi="Arial" w:cs="Louguiya"/>
+          <w:b/>
+          <w:bCs/>
+          <w:color w:val="222222"/>
+          <w:sz w:val="24"/>
+          <w:szCs w:val="24"/>
+          <w:rtl/>
+        </w:rPr>
+        <w:t>employee_name_fr</w:t>
+      </w:r>
+      <w:proofErr w:type="spellEnd"/>
+      <w:r>
+        <w:rPr>
+          <w:rFonts w:ascii="Arial" w:eastAsia="Arial" w:hAnsi="Arial" w:cs="Louguiya"/>
+          <w:b/>
+          <w:bCs/>
+          <w:color w:val="222222"/>
+          <w:sz w:val="24"/>
+          <w:szCs w:val="24"/>
+          <w:rtl/>
+        </w:rPr>
+        <w:t>»</w:t>
       </w:r>
       <w:r>
         <w:rPr>
@@ -3047,47 +3161,66 @@
       </w:r>
       <w:r>
         <w:rPr>
-          <w:rFonts w:ascii="Arial" w:eastAsia="Arial" w:hAnsi="Arial" w:cs="Arial" w:hint="cs"/>
-          <w:color w:val="222222"/>
-          <w:sz w:val="24"/>
-          <w:szCs w:val="24"/>
-          <w:highlight w:val="white"/>
-          <w:rtl/>
-        </w:rPr>
-        <w:t>…………………</w:t>
-      </w:r>
-      <w:r>
-        <w:rPr>
-          <w:rFonts w:ascii="Arial" w:eastAsia="Arial" w:hAnsi="Arial" w:cs="Louguiya"/>
-          <w:color w:val="222222"/>
-          <w:sz w:val="24"/>
-          <w:szCs w:val="24"/>
-          <w:highlight w:val="white"/>
-          <w:rtl/>
-        </w:rPr>
-        <w:t xml:space="preserve">                                         </w:t>
-      </w:r>
-      <w:r>
-        <w:rPr>
-          <w:rFonts w:ascii="Arial" w:eastAsia="Arial" w:hAnsi="Arial" w:cs="Louguiya"/>
-          <w:color w:val="222222"/>
-          <w:sz w:val="24"/>
-          <w:szCs w:val="24"/>
-          <w:highlight w:val="white"/>
-        </w:rPr>
-        <w:t xml:space="preserve">               </w:t>
-      </w:r>
-      <w:r>
-        <w:rPr>
-          <w:rFonts w:ascii="Arial" w:eastAsia="Arial" w:hAnsi="Arial" w:cs="Louguiya"/>
-          <w:color w:val="222222"/>
-          <w:sz w:val="24"/>
-          <w:szCs w:val="24"/>
-          <w:highlight w:val="white"/>
-          <w:rtl/>
-        </w:rPr>
+          <w:rFonts w:ascii="Arial" w:eastAsia="Arial" w:hAnsi="Arial" w:cs="Arial"/>
+          <w:color w:val="222222"/>
+          <w:sz w:val="24"/>
+          <w:szCs w:val="24"/>
+          <w:highlight w:val="white"/>
+        </w:rPr>
+        <w:tab/>
+      </w:r>
+      <w:r>
+        <w:rPr>
+          <w:rFonts w:ascii="Arial" w:eastAsia="Arial" w:hAnsi="Arial" w:cs="Arial"/>
+          <w:color w:val="222222"/>
+          <w:sz w:val="24"/>
+          <w:szCs w:val="24"/>
+          <w:highlight w:val="white"/>
+        </w:rPr>
+        <w:tab/>
+      </w:r>
+      <w:r>
+        <w:rPr>
+          <w:rFonts w:ascii="Arial" w:eastAsia="Arial" w:hAnsi="Arial" w:cs="Arial"/>
+          <w:color w:val="222222"/>
+          <w:sz w:val="24"/>
+          <w:szCs w:val="24"/>
+          <w:highlight w:val="white"/>
+        </w:rPr>
+        <w:tab/>
+      </w:r>
+      <w:r>
+        <w:rPr>
+          <w:rFonts w:ascii="Arial" w:eastAsia="Arial" w:hAnsi="Arial" w:cs="Arial"/>
+          <w:color w:val="222222"/>
+          <w:sz w:val="24"/>
+          <w:szCs w:val="24"/>
+          <w:highlight w:val="white"/>
+        </w:rPr>
+        <w:tab/>
+      </w:r>
+      <w:r>
+        <w:rPr>
+          <w:rFonts w:ascii="Arial" w:eastAsia="Arial" w:hAnsi="Arial" w:cs="Arial"/>
+          <w:color w:val="222222"/>
+          <w:sz w:val="24"/>
+          <w:szCs w:val="24"/>
+          <w:highlight w:val="white"/>
+        </w:rPr>
+        <w:tab/>
+      </w:r>
+      <w:r>
+        <w:rPr>
+          <w:rFonts w:ascii="Arial" w:eastAsia="Arial" w:hAnsi="Arial" w:cs="Arial"/>
+          <w:color w:val="222222"/>
+          <w:sz w:val="24"/>
+          <w:szCs w:val="24"/>
+          <w:highlight w:val="white"/>
+        </w:rPr>
+        <w:tab/>
         <w:t xml:space="preserve">  </w:t>
       </w:r>
+      <w:proofErr w:type="spellStart"/>
       <w:r>
         <w:rPr>
           <w:rFonts w:ascii="Arial" w:eastAsia="Arial" w:hAnsi="Arial" w:cs="Louguiya" w:hint="cs"/>
@@ -3097,52 +3230,9 @@
           <w:highlight w:val="white"/>
           <w:rtl/>
         </w:rPr>
-        <w:t xml:space="preserve">   </w:t>
-      </w:r>
-      <w:r>
-        <w:rPr>
-          <w:rFonts w:ascii="Arial" w:eastAsia="Arial" w:hAnsi="Arial" w:cs="Louguiya"/>
-          <w:color w:val="222222"/>
-          <w:sz w:val="24"/>
-          <w:szCs w:val="24"/>
-          <w:highlight w:val="white"/>
-          <w:rtl/>
-        </w:rPr>
-        <w:t xml:space="preserve">  </w:t>
-      </w:r>
-      <w:r>
-        <w:rPr>
-          <w:rFonts w:ascii="Arial" w:eastAsia="Arial" w:hAnsi="Arial" w:cs="Louguiya" w:hint="cs"/>
-          <w:color w:val="222222"/>
-          <w:sz w:val="24"/>
-          <w:szCs w:val="24"/>
-          <w:highlight w:val="white"/>
-          <w:rtl/>
-        </w:rPr>
-        <w:t xml:space="preserve">   </w:t>
-      </w:r>
-      <w:r>
-        <w:rPr>
-          <w:rFonts w:ascii="Arial" w:eastAsia="Arial" w:hAnsi="Arial" w:cs="Louguiya"/>
-          <w:color w:val="222222"/>
-          <w:sz w:val="24"/>
-          <w:szCs w:val="24"/>
-          <w:highlight w:val="white"/>
-          <w:rtl/>
-        </w:rPr>
-        <w:t xml:space="preserve">    </w:t>
-      </w:r>
-      <w:r>
-        <w:rPr>
-          <w:rFonts w:ascii="Arial" w:eastAsia="Arial" w:hAnsi="Arial" w:cs="Louguiya" w:hint="cs"/>
-          <w:color w:val="222222"/>
-          <w:sz w:val="24"/>
-          <w:szCs w:val="24"/>
-          <w:highlight w:val="white"/>
-          <w:rtl/>
-        </w:rPr>
         <w:t>التوقيع</w:t>
       </w:r>
+      <w:proofErr w:type="spellEnd"/>
       <w:r>
         <w:rPr>
           <w:rFonts w:ascii="Arial" w:eastAsia="Arial" w:hAnsi="Arial" w:cs="Louguiya"/>
@@ -3153,17 +3243,6 @@
           <w:rtl/>
         </w:rPr>
         <w:t xml:space="preserve"> </w:t>
-      </w:r>
-      <w:r>
-        <w:rPr>
-          <w:rFonts w:ascii="Arial" w:eastAsia="Arial" w:hAnsi="Arial" w:cs="Arial" w:hint="cs"/>
-          <w:color w:val="222222"/>
-          <w:sz w:val="24"/>
-          <w:szCs w:val="24"/>
-          <w:highlight w:val="white"/>
-          <w:rtl/>
-        </w:rPr>
-        <w:t>…………………</w:t>
       </w:r>
     </w:p>
     <w:p>
@@ -3792,6 +3871,116 @@
     </w:lvl>
   </w:abstractNum>
   <w:abstractNum w:abstractNumId="6" w15:restartNumberingAfterBreak="0">
+    <w:nsid w:val="53E114DD"/>
+    <w:multiLevelType w:val="multilevel"/>
+    <w:tmpl w:val="0FD855A0"/>
+    <w:lvl w:ilvl="0">
+      <w:start w:val="1"/>
+      <w:numFmt w:val="decimal"/>
+      <w:lvlText w:val="%1."/>
+      <w:lvlJc w:val="left"/>
+      <w:pPr>
+        <w:ind w:left="720" w:hanging="360"/>
+      </w:pPr>
+    </w:lvl>
+    <w:lvl w:ilvl="1">
+      <w:start w:val="1"/>
+      <w:numFmt w:val="bullet"/>
+      <w:lvlText w:val="o"/>
+      <w:lvlJc w:val="left"/>
+      <w:pPr>
+        <w:ind w:left="1440" w:hanging="360"/>
+      </w:pPr>
+      <w:rPr>
+        <w:rFonts w:ascii="Courier New" w:eastAsia="Courier New" w:hAnsi="Courier New" w:cs="Courier New"/>
+      </w:rPr>
+    </w:lvl>
+    <w:lvl w:ilvl="2">
+      <w:start w:val="1"/>
+      <w:numFmt w:val="bullet"/>
+      <w:lvlText w:val="▪"/>
+      <w:lvlJc w:val="left"/>
+      <w:pPr>
+        <w:ind w:left="2160" w:hanging="360"/>
+      </w:pPr>
+      <w:rPr>
+        <w:rFonts w:ascii="Noto Sans Symbols" w:eastAsia="Noto Sans Symbols" w:hAnsi="Noto Sans Symbols" w:cs="Noto Sans Symbols"/>
+      </w:rPr>
+    </w:lvl>
+    <w:lvl w:ilvl="3">
+      <w:start w:val="1"/>
+      <w:numFmt w:val="bullet"/>
+      <w:lvlText w:val="●"/>
+      <w:lvlJc w:val="left"/>
+      <w:pPr>
+        <w:ind w:left="2880" w:hanging="360"/>
+      </w:pPr>
+      <w:rPr>
+        <w:rFonts w:ascii="Noto Sans Symbols" w:eastAsia="Noto Sans Symbols" w:hAnsi="Noto Sans Symbols" w:cs="Noto Sans Symbols"/>
+      </w:rPr>
+    </w:lvl>
+    <w:lvl w:ilvl="4">
+      <w:start w:val="1"/>
+      <w:numFmt w:val="bullet"/>
+      <w:lvlText w:val="o"/>
+      <w:lvlJc w:val="left"/>
+      <w:pPr>
+        <w:ind w:left="3600" w:hanging="360"/>
+      </w:pPr>
+      <w:rPr>
+        <w:rFonts w:ascii="Courier New" w:eastAsia="Courier New" w:hAnsi="Courier New" w:cs="Courier New"/>
+      </w:rPr>
+    </w:lvl>
+    <w:lvl w:ilvl="5">
+      <w:start w:val="1"/>
+      <w:numFmt w:val="bullet"/>
+      <w:lvlText w:val="▪"/>
+      <w:lvlJc w:val="left"/>
+      <w:pPr>
+        <w:ind w:left="4320" w:hanging="360"/>
+      </w:pPr>
+      <w:rPr>
+        <w:rFonts w:ascii="Noto Sans Symbols" w:eastAsia="Noto Sans Symbols" w:hAnsi="Noto Sans Symbols" w:cs="Noto Sans Symbols"/>
+      </w:rPr>
+    </w:lvl>
+    <w:lvl w:ilvl="6">
+      <w:start w:val="1"/>
+      <w:numFmt w:val="bullet"/>
+      <w:lvlText w:val="●"/>
+      <w:lvlJc w:val="left"/>
+      <w:pPr>
+        <w:ind w:left="5040" w:hanging="360"/>
+      </w:pPr>
+      <w:rPr>
+        <w:rFonts w:ascii="Noto Sans Symbols" w:eastAsia="Noto Sans Symbols" w:hAnsi="Noto Sans Symbols" w:cs="Noto Sans Symbols"/>
+      </w:rPr>
+    </w:lvl>
+    <w:lvl w:ilvl="7">
+      <w:start w:val="1"/>
+      <w:numFmt w:val="bullet"/>
+      <w:lvlText w:val="o"/>
+      <w:lvlJc w:val="left"/>
+      <w:pPr>
+        <w:ind w:left="5760" w:hanging="360"/>
+      </w:pPr>
+      <w:rPr>
+        <w:rFonts w:ascii="Courier New" w:eastAsia="Courier New" w:hAnsi="Courier New" w:cs="Courier New"/>
+      </w:rPr>
+    </w:lvl>
+    <w:lvl w:ilvl="8">
+      <w:start w:val="1"/>
+      <w:numFmt w:val="bullet"/>
+      <w:lvlText w:val="▪"/>
+      <w:lvlJc w:val="left"/>
+      <w:pPr>
+        <w:ind w:left="6480" w:hanging="360"/>
+      </w:pPr>
+      <w:rPr>
+        <w:rFonts w:ascii="Noto Sans Symbols" w:eastAsia="Noto Sans Symbols" w:hAnsi="Noto Sans Symbols" w:cs="Noto Sans Symbols"/>
+      </w:rPr>
+    </w:lvl>
+  </w:abstractNum>
+  <w:abstractNum w:abstractNumId="7" w15:restartNumberingAfterBreak="0">
     <w:nsid w:val="53F22231"/>
     <w:multiLevelType w:val="multilevel"/>
     <w:tmpl w:val="F7C03E8A"/>
@@ -3901,7 +4090,7 @@
       </w:rPr>
     </w:lvl>
   </w:abstractNum>
-  <w:abstractNum w:abstractNumId="7" w15:restartNumberingAfterBreak="0">
+  <w:abstractNum w:abstractNumId="8" w15:restartNumberingAfterBreak="0">
     <w:nsid w:val="59DF0888"/>
     <w:multiLevelType w:val="multilevel"/>
     <w:tmpl w:val="0F489EF0"/>
@@ -3987,7 +4176,7 @@
       </w:pPr>
     </w:lvl>
   </w:abstractNum>
-  <w:abstractNum w:abstractNumId="8" w15:restartNumberingAfterBreak="0">
+  <w:abstractNum w:abstractNumId="9" w15:restartNumberingAfterBreak="0">
     <w:nsid w:val="6356272E"/>
     <w:multiLevelType w:val="multilevel"/>
     <w:tmpl w:val="938E40D2"/>
@@ -4099,7 +4288,7 @@
       </w:rPr>
     </w:lvl>
   </w:abstractNum>
-  <w:abstractNum w:abstractNumId="9" w15:restartNumberingAfterBreak="0">
+  <w:abstractNum w:abstractNumId="10" w15:restartNumberingAfterBreak="0">
     <w:nsid w:val="66004E6E"/>
     <w:multiLevelType w:val="multilevel"/>
     <w:tmpl w:val="3068883E"/>
@@ -4185,7 +4374,7 @@
       </w:pPr>
     </w:lvl>
   </w:abstractNum>
-  <w:abstractNum w:abstractNumId="10" w15:restartNumberingAfterBreak="0">
+  <w:abstractNum w:abstractNumId="11" w15:restartNumberingAfterBreak="0">
     <w:nsid w:val="7D242E74"/>
     <w:multiLevelType w:val="multilevel"/>
     <w:tmpl w:val="CD48B75A"/>
@@ -4278,10 +4467,10 @@
     <w:abstractNumId w:val="0"/>
   </w:num>
   <w:num w:numId="3" w16cid:durableId="394280142">
-    <w:abstractNumId w:val="6"/>
+    <w:abstractNumId w:val="7"/>
   </w:num>
   <w:num w:numId="4" w16cid:durableId="1984431086">
-    <w:abstractNumId w:val="10"/>
+    <w:abstractNumId w:val="11"/>
   </w:num>
   <w:num w:numId="5" w16cid:durableId="746224321">
     <w:abstractNumId w:val="2"/>
@@ -4290,19 +4479,22 @@
     <w:abstractNumId w:val="4"/>
   </w:num>
   <w:num w:numId="7" w16cid:durableId="581767809">
-    <w:abstractNumId w:val="7"/>
+    <w:abstractNumId w:val="8"/>
   </w:num>
   <w:num w:numId="8" w16cid:durableId="841511659">
-    <w:abstractNumId w:val="9"/>
+    <w:abstractNumId w:val="10"/>
   </w:num>
   <w:num w:numId="9" w16cid:durableId="98109648">
     <w:abstractNumId w:val="5"/>
   </w:num>
   <w:num w:numId="10" w16cid:durableId="2124297633">
-    <w:abstractNumId w:val="8"/>
+    <w:abstractNumId w:val="9"/>
   </w:num>
   <w:num w:numId="11" w16cid:durableId="1667899188">
     <w:abstractNumId w:val="3"/>
+  </w:num>
+  <w:num w:numId="12" w16cid:durableId="377971134">
+    <w:abstractNumId w:val="6"/>
   </w:num>
 </w:numbering>
 </file>
@@ -4707,7 +4899,7 @@
     <w:name w:val="Normal"/>
     <w:qFormat/>
   </w:style>
-  <w:style w:type="paragraph" w:styleId="Titre1">
+  <w:style w:type="paragraph" w:styleId="Heading1">
     <w:name w:val="heading 1"/>
     <w:basedOn w:val="Normal"/>
     <w:next w:val="Normal"/>
@@ -4726,7 +4918,7 @@
       <w:szCs w:val="48"/>
     </w:rPr>
   </w:style>
-  <w:style w:type="paragraph" w:styleId="Titre2">
+  <w:style w:type="paragraph" w:styleId="Heading2">
     <w:name w:val="heading 2"/>
     <w:basedOn w:val="Normal"/>
     <w:next w:val="Normal"/>
@@ -4747,7 +4939,7 @@
       <w:szCs w:val="36"/>
     </w:rPr>
   </w:style>
-  <w:style w:type="paragraph" w:styleId="Titre3">
+  <w:style w:type="paragraph" w:styleId="Heading3">
     <w:name w:val="heading 3"/>
     <w:basedOn w:val="Normal"/>
     <w:next w:val="Normal"/>
@@ -4768,7 +4960,7 @@
       <w:szCs w:val="28"/>
     </w:rPr>
   </w:style>
-  <w:style w:type="paragraph" w:styleId="Titre4">
+  <w:style w:type="paragraph" w:styleId="Heading4">
     <w:name w:val="heading 4"/>
     <w:basedOn w:val="Normal"/>
     <w:next w:val="Normal"/>
@@ -4789,7 +4981,7 @@
       <w:szCs w:val="24"/>
     </w:rPr>
   </w:style>
-  <w:style w:type="paragraph" w:styleId="Titre5">
+  <w:style w:type="paragraph" w:styleId="Heading5">
     <w:name w:val="heading 5"/>
     <w:basedOn w:val="Normal"/>
     <w:next w:val="Normal"/>
@@ -4810,7 +5002,7 @@
       <w:szCs w:val="22"/>
     </w:rPr>
   </w:style>
-  <w:style w:type="paragraph" w:styleId="Titre6">
+  <w:style w:type="paragraph" w:styleId="Heading6">
     <w:name w:val="heading 6"/>
     <w:basedOn w:val="Normal"/>
     <w:next w:val="Normal"/>
@@ -4831,13 +5023,13 @@
       <w:szCs w:val="20"/>
     </w:rPr>
   </w:style>
-  <w:style w:type="character" w:default="1" w:styleId="Policepardfaut">
+  <w:style w:type="character" w:default="1" w:styleId="DefaultParagraphFont">
     <w:name w:val="Default Paragraph Font"/>
     <w:uiPriority w:val="1"/>
     <w:semiHidden/>
     <w:unhideWhenUsed/>
   </w:style>
-  <w:style w:type="table" w:default="1" w:styleId="TableauNormal">
+  <w:style w:type="table" w:default="1" w:styleId="TableNormal">
     <w:name w:val="Normal Table"/>
     <w:uiPriority w:val="99"/>
     <w:semiHidden/>
@@ -4852,13 +5044,13 @@
       </w:tblCellMar>
     </w:tblPr>
   </w:style>
-  <w:style w:type="numbering" w:default="1" w:styleId="Aucuneliste">
+  <w:style w:type="numbering" w:default="1" w:styleId="NoList">
     <w:name w:val="No List"/>
     <w:uiPriority w:val="99"/>
     <w:semiHidden/>
     <w:unhideWhenUsed/>
   </w:style>
-  <w:style w:type="table" w:customStyle="1" w:styleId="TableNormal">
+  <w:style w:type="table" w:customStyle="1" w:styleId="TableNormal0">
     <w:name w:val="TableNormal"/>
     <w:tblPr>
       <w:tblCellMar>
@@ -4869,7 +5061,7 @@
       </w:tblCellMar>
     </w:tblPr>
   </w:style>
-  <w:style w:type="paragraph" w:styleId="Titre">
+  <w:style w:type="paragraph" w:styleId="Title">
     <w:name w:val="Title"/>
     <w:basedOn w:val="Normal"/>
     <w:next w:val="Normal"/>
@@ -4887,7 +5079,7 @@
       <w:szCs w:val="72"/>
     </w:rPr>
   </w:style>
-  <w:style w:type="paragraph" w:styleId="Sous-titre">
+  <w:style w:type="paragraph" w:styleId="Subtitle">
     <w:name w:val="Subtitle"/>
     <w:basedOn w:val="Normal"/>
     <w:next w:val="Normal"/>

--- a/backend/lib/templates/contract_cdi.docx
+++ b/backend/lib/templates/contract_cdi.docx
@@ -252,33 +252,7 @@
           <w:szCs w:val="24"/>
           <w:rtl/>
         </w:rPr>
-        <w:t>«=</w:t>
-      </w:r>
-      <w:proofErr w:type="spellStart"/>
-      <w:r>
-        <w:rPr>
-          <w:rFonts w:ascii="Arial" w:eastAsia="Arial" w:hAnsi="Arial" w:cs="Louguiya"/>
-          <w:b/>
-          <w:bCs/>
-          <w:color w:val="222222"/>
-          <w:sz w:val="24"/>
-          <w:szCs w:val="24"/>
-          <w:rtl/>
-        </w:rPr>
-        <w:t>contract_number</w:t>
-      </w:r>
-      <w:proofErr w:type="spellEnd"/>
-      <w:r>
-        <w:rPr>
-          <w:rFonts w:ascii="Arial" w:eastAsia="Arial" w:hAnsi="Arial" w:cs="Louguiya"/>
-          <w:b/>
-          <w:bCs/>
-          <w:color w:val="222222"/>
-          <w:sz w:val="24"/>
-          <w:szCs w:val="24"/>
-          <w:rtl/>
-        </w:rPr>
-        <w:t>»</w:t>
+        <w:t>«=contract_number»</w:t>
       </w:r>
       <w:r>
         <w:rPr>
@@ -1138,31 +1112,7 @@
           <w:szCs w:val="24"/>
           <w:rtl/>
         </w:rPr>
-        <w:t>«=</w:t>
-      </w:r>
-      <w:proofErr w:type="spellStart"/>
-      <w:r>
-        <w:rPr>
-          <w:rFonts w:ascii="Arial" w:eastAsia="Arial" w:hAnsi="Arial" w:cs="Louguiya"/>
-          <w:b/>
-          <w:bCs/>
-          <w:sz w:val="24"/>
-          <w:szCs w:val="24"/>
-          <w:rtl/>
-        </w:rPr>
-        <w:t>job_title</w:t>
-      </w:r>
-      <w:proofErr w:type="spellEnd"/>
-      <w:r>
-        <w:rPr>
-          <w:rFonts w:ascii="Arial" w:eastAsia="Arial" w:hAnsi="Arial" w:cs="Louguiya"/>
-          <w:b/>
-          <w:bCs/>
-          <w:sz w:val="24"/>
-          <w:szCs w:val="24"/>
-          <w:rtl/>
-        </w:rPr>
-        <w:t>»</w:t>
+        <w:t>«=job_title»</w:t>
       </w:r>
       <w:r>
         <w:rPr>
@@ -1858,31 +1808,7 @@
           <w:szCs w:val="24"/>
           <w:rtl/>
         </w:rPr>
-        <w:t>«=</w:t>
-      </w:r>
-      <w:proofErr w:type="spellStart"/>
-      <w:r>
-        <w:rPr>
-          <w:rFonts w:ascii="Arial" w:eastAsia="Arial" w:hAnsi="Arial" w:cs="Louguiya"/>
-          <w:b/>
-          <w:bCs/>
-          <w:sz w:val="24"/>
-          <w:szCs w:val="24"/>
-          <w:rtl/>
-        </w:rPr>
-        <w:t>amount</w:t>
-      </w:r>
-      <w:proofErr w:type="spellEnd"/>
-      <w:r>
-        <w:rPr>
-          <w:rFonts w:ascii="Arial" w:eastAsia="Arial" w:hAnsi="Arial" w:cs="Louguiya"/>
-          <w:b/>
-          <w:bCs/>
-          <w:sz w:val="24"/>
-          <w:szCs w:val="24"/>
-          <w:rtl/>
-        </w:rPr>
-        <w:t>»</w:t>
+        <w:t>«=amount»</w:t>
       </w:r>
       <w:r>
         <w:rPr>
@@ -2837,6 +2763,432 @@
         </w:rPr>
       </w:pPr>
     </w:p>
+    <w:tbl>
+      <w:tblPr>
+        <w:tblStyle w:val="TableGrid"/>
+        <w:bidiVisual/>
+        <w:tblW w:w="0" w:type="auto"/>
+        <w:tblBorders>
+          <w:top w:val="none" w:sz="0" w:space="0" w:color="auto"/>
+          <w:left w:val="none" w:sz="0" w:space="0" w:color="auto"/>
+          <w:bottom w:val="none" w:sz="0" w:space="0" w:color="auto"/>
+          <w:right w:val="none" w:sz="0" w:space="0" w:color="auto"/>
+          <w:insideH w:val="none" w:sz="0" w:space="0" w:color="auto"/>
+          <w:insideV w:val="none" w:sz="0" w:space="0" w:color="auto"/>
+        </w:tblBorders>
+        <w:tblLook w:val="04A0" w:firstRow="1" w:lastRow="0" w:firstColumn="1" w:lastColumn="0" w:noHBand="0" w:noVBand="1"/>
+      </w:tblPr>
+      <w:tblGrid>
+        <w:gridCol w:w="4531"/>
+        <w:gridCol w:w="4531"/>
+      </w:tblGrid>
+      <w:tr>
+        <w:tc>
+          <w:tcPr>
+            <w:tcW w:w="4531" w:type="dxa"/>
+          </w:tcPr>
+          <w:p>
+            <w:pPr>
+              <w:widowControl/>
+              <w:bidi/>
+              <w:spacing w:before="120"/>
+              <w:jc w:val="center"/>
+              <w:rPr>
+                <w:rFonts w:ascii="Arial" w:eastAsia="Arial" w:hAnsi="Arial" w:cs="Louguiya"/>
+                <w:color w:val="222222"/>
+                <w:sz w:val="24"/>
+                <w:szCs w:val="24"/>
+                <w:rtl/>
+              </w:rPr>
+            </w:pPr>
+            <w:r>
+              <w:rPr>
+                <w:rFonts w:ascii="Arial" w:eastAsia="Arial" w:hAnsi="Arial" w:cs="Louguiya"/>
+                <w:color w:val="222222"/>
+                <w:sz w:val="24"/>
+                <w:szCs w:val="24"/>
+                <w:highlight w:val="white"/>
+                <w:rtl/>
+              </w:rPr>
+              <w:t>ا</w:t>
+            </w:r>
+            <w:r>
+              <w:rPr>
+                <w:rFonts w:ascii="Arial" w:eastAsia="Arial" w:hAnsi="Arial" w:cs="Louguiya"/>
+                <w:b/>
+                <w:bCs/>
+                <w:color w:val="222222"/>
+                <w:sz w:val="24"/>
+                <w:szCs w:val="24"/>
+                <w:highlight w:val="white"/>
+                <w:rtl/>
+              </w:rPr>
+              <w:t>لطرف الأول (</w:t>
+            </w:r>
+            <w:r>
+              <w:rPr>
+                <w:rFonts w:ascii="Arial" w:eastAsia="Arial" w:hAnsi="Arial" w:cs="Louguiya"/>
+                <w:color w:val="222222"/>
+                <w:sz w:val="24"/>
+                <w:szCs w:val="24"/>
+                <w:highlight w:val="white"/>
+                <w:rtl/>
+              </w:rPr>
+              <w:t xml:space="preserve">منسق برنامج التعليم </w:t>
+            </w:r>
+            <w:proofErr w:type="gramStart"/>
+            <w:r>
+              <w:rPr>
+                <w:rFonts w:ascii="Arial" w:eastAsia="Arial" w:hAnsi="Arial" w:cs="Louguiya" w:hint="cs"/>
+                <w:color w:val="222222"/>
+                <w:sz w:val="24"/>
+                <w:szCs w:val="24"/>
+                <w:highlight w:val="white"/>
+                <w:rtl/>
+              </w:rPr>
+              <w:t xml:space="preserve">الأصلي) </w:t>
+            </w:r>
+            <w:r>
+              <w:rPr>
+                <w:rFonts w:ascii="Arial" w:eastAsia="Arial" w:hAnsi="Arial" w:cs="Louguiya"/>
+                <w:color w:val="222222"/>
+                <w:sz w:val="24"/>
+                <w:szCs w:val="24"/>
+                <w:highlight w:val="white"/>
+              </w:rPr>
+              <w:t xml:space="preserve">  </w:t>
+            </w:r>
+            <w:proofErr w:type="gramEnd"/>
+            <w:r>
+              <w:rPr>
+                <w:rFonts w:ascii="Arial" w:eastAsia="Arial" w:hAnsi="Arial" w:cs="Louguiya"/>
+                <w:color w:val="222222"/>
+                <w:sz w:val="24"/>
+                <w:szCs w:val="24"/>
+                <w:highlight w:val="white"/>
+              </w:rPr>
+              <w:t xml:space="preserve">         </w:t>
+            </w:r>
+            <w:r>
+              <w:rPr>
+                <w:rFonts w:ascii="Arial" w:eastAsia="Arial" w:hAnsi="Arial" w:cs="Louguiya"/>
+                <w:color w:val="222222"/>
+                <w:sz w:val="24"/>
+                <w:szCs w:val="24"/>
+                <w:highlight w:val="white"/>
+                <w:rtl/>
+              </w:rPr>
+              <w:t xml:space="preserve">     </w:t>
+            </w:r>
+          </w:p>
+        </w:tc>
+        <w:tc>
+          <w:tcPr>
+            <w:tcW w:w="4531" w:type="dxa"/>
+          </w:tcPr>
+          <w:p>
+            <w:pPr>
+              <w:widowControl/>
+              <w:shd w:val="clear" w:color="auto" w:fill="FFFFFF"/>
+              <w:bidi/>
+              <w:spacing w:before="120"/>
+              <w:jc w:val="left"/>
+              <w:rPr>
+                <w:rFonts w:ascii="Arial" w:eastAsia="Arial" w:hAnsi="Arial" w:cs="Louguiya"/>
+                <w:color w:val="222222"/>
+                <w:sz w:val="24"/>
+                <w:szCs w:val="24"/>
+                <w:highlight w:val="yellow"/>
+                <w:rtl/>
+              </w:rPr>
+            </w:pPr>
+            <w:r>
+              <w:rPr>
+                <w:rFonts w:ascii="Arial" w:eastAsia="Arial" w:hAnsi="Arial" w:cs="Louguiya"/>
+                <w:color w:val="222222"/>
+                <w:sz w:val="24"/>
+                <w:szCs w:val="24"/>
+                <w:highlight w:val="white"/>
+                <w:rtl/>
+              </w:rPr>
+              <w:t xml:space="preserve">الطرف الثاني </w:t>
+            </w:r>
+            <w:r>
+              <w:rPr>
+                <w:rFonts w:ascii="Arial" w:eastAsia="Arial" w:hAnsi="Arial" w:cs="Louguiya"/>
+                <w:sz w:val="24"/>
+                <w:szCs w:val="24"/>
+                <w:rtl/>
+              </w:rPr>
+              <w:fldChar w:fldCharType="begin"/>
+            </w:r>
+            <w:r>
+              <w:rPr>
+                <w:rFonts w:ascii="Arial" w:eastAsia="Arial" w:hAnsi="Arial" w:cs="Louguiya"/>
+                <w:sz w:val="24"/>
+                <w:szCs w:val="24"/>
+                <w:rtl/>
+              </w:rPr>
+              <w:instrText xml:space="preserve"> MERGEFIELD =job_title \* MERGEFORMAT </w:instrText>
+            </w:r>
+            <w:r>
+              <w:rPr>
+                <w:rFonts w:ascii="Arial" w:eastAsia="Arial" w:hAnsi="Arial" w:cs="Louguiya"/>
+                <w:sz w:val="24"/>
+                <w:szCs w:val="24"/>
+                <w:rtl/>
+              </w:rPr>
+              <w:fldChar w:fldCharType="separate"/>
+            </w:r>
+            <w:r>
+              <w:rPr>
+                <w:rFonts w:ascii="Arial" w:eastAsia="Arial" w:hAnsi="Arial" w:cs="Louguiya"/>
+                <w:b/>
+                <w:bCs/>
+                <w:sz w:val="24"/>
+                <w:szCs w:val="24"/>
+                <w:rtl/>
+              </w:rPr>
+              <w:t>«=</w:t>
+            </w:r>
+            <w:proofErr w:type="spellStart"/>
+            <w:r>
+              <w:rPr>
+                <w:rFonts w:ascii="Arial" w:eastAsia="Arial" w:hAnsi="Arial" w:cs="Louguiya"/>
+                <w:b/>
+                <w:bCs/>
+                <w:sz w:val="24"/>
+                <w:szCs w:val="24"/>
+                <w:rtl/>
+              </w:rPr>
+              <w:t>job_title</w:t>
+            </w:r>
+            <w:proofErr w:type="spellEnd"/>
+            <w:r>
+              <w:rPr>
+                <w:rFonts w:ascii="Arial" w:eastAsia="Arial" w:hAnsi="Arial" w:cs="Louguiya"/>
+                <w:b/>
+                <w:bCs/>
+                <w:sz w:val="24"/>
+                <w:szCs w:val="24"/>
+                <w:rtl/>
+              </w:rPr>
+              <w:t>»</w:t>
+            </w:r>
+            <w:r>
+              <w:rPr>
+                <w:rFonts w:ascii="Arial" w:eastAsia="Arial" w:hAnsi="Arial" w:cs="Louguiya"/>
+                <w:sz w:val="24"/>
+                <w:szCs w:val="24"/>
+                <w:rtl/>
+              </w:rPr>
+              <w:fldChar w:fldCharType="end"/>
+            </w:r>
+          </w:p>
+        </w:tc>
+      </w:tr>
+      <w:tr>
+        <w:tc>
+          <w:tcPr>
+            <w:tcW w:w="4531" w:type="dxa"/>
+          </w:tcPr>
+          <w:p>
+            <w:pPr>
+              <w:widowControl/>
+              <w:shd w:val="clear" w:color="auto" w:fill="FFFFFF"/>
+              <w:tabs>
+                <w:tab w:val="right" w:pos="4315"/>
+              </w:tabs>
+              <w:bidi/>
+              <w:spacing w:before="120"/>
+              <w:jc w:val="left"/>
+              <w:rPr>
+                <w:rFonts w:ascii="Arial" w:eastAsia="Arial" w:hAnsi="Arial" w:cs="Louguiya"/>
+                <w:color w:val="222222"/>
+                <w:sz w:val="24"/>
+                <w:szCs w:val="24"/>
+                <w:highlight w:val="white"/>
+                <w:rtl/>
+              </w:rPr>
+            </w:pPr>
+            <w:r>
+              <w:rPr>
+                <w:rFonts w:ascii="Arial" w:eastAsia="Arial" w:hAnsi="Arial" w:cs="Louguiya"/>
+                <w:color w:val="222222"/>
+                <w:sz w:val="24"/>
+                <w:szCs w:val="24"/>
+                <w:highlight w:val="white"/>
+                <w:rtl/>
+              </w:rPr>
+              <w:t xml:space="preserve">  أن أبوبكر أحمد المعلوم </w:t>
+            </w:r>
+          </w:p>
+        </w:tc>
+        <w:tc>
+          <w:tcPr>
+            <w:tcW w:w="4531" w:type="dxa"/>
+          </w:tcPr>
+          <w:p>
+            <w:pPr>
+              <w:widowControl/>
+              <w:shd w:val="clear" w:color="auto" w:fill="FFFFFF"/>
+              <w:bidi/>
+              <w:spacing w:before="120"/>
+              <w:jc w:val="left"/>
+              <w:rPr>
+                <w:rFonts w:ascii="Arial" w:eastAsia="Arial" w:hAnsi="Arial" w:cs="Louguiya"/>
+                <w:color w:val="222222"/>
+                <w:sz w:val="24"/>
+                <w:szCs w:val="24"/>
+                <w:highlight w:val="white"/>
+                <w:lang w:val="en-US"/>
+              </w:rPr>
+            </w:pPr>
+            <w:r>
+              <w:rPr>
+                <w:rFonts w:ascii="Arial" w:eastAsia="Arial" w:hAnsi="Arial" w:cs="Louguiya"/>
+                <w:color w:val="222222"/>
+                <w:sz w:val="24"/>
+                <w:szCs w:val="24"/>
+                <w:rtl/>
+              </w:rPr>
+              <w:fldChar w:fldCharType="begin"/>
+            </w:r>
+            <w:r>
+              <w:rPr>
+                <w:rFonts w:ascii="Arial" w:eastAsia="Arial" w:hAnsi="Arial" w:cs="Louguiya"/>
+                <w:color w:val="222222"/>
+                <w:sz w:val="24"/>
+                <w:szCs w:val="24"/>
+                <w:rtl/>
+              </w:rPr>
+              <w:instrText xml:space="preserve"> MERGEFIELD =employee_name_fr \* MERGEFORMAT </w:instrText>
+            </w:r>
+            <w:r>
+              <w:rPr>
+                <w:rFonts w:ascii="Arial" w:eastAsia="Arial" w:hAnsi="Arial" w:cs="Louguiya"/>
+                <w:color w:val="222222"/>
+                <w:sz w:val="24"/>
+                <w:szCs w:val="24"/>
+                <w:rtl/>
+              </w:rPr>
+              <w:fldChar w:fldCharType="separate"/>
+            </w:r>
+            <w:r>
+              <w:rPr>
+                <w:rFonts w:ascii="Arial" w:eastAsia="Arial" w:hAnsi="Arial" w:cs="Louguiya"/>
+                <w:b/>
+                <w:bCs/>
+                <w:color w:val="222222"/>
+                <w:sz w:val="24"/>
+                <w:szCs w:val="24"/>
+                <w:rtl/>
+              </w:rPr>
+              <w:t>«=</w:t>
+            </w:r>
+            <w:proofErr w:type="spellStart"/>
+            <w:r>
+              <w:rPr>
+                <w:rFonts w:ascii="Arial" w:eastAsia="Arial" w:hAnsi="Arial" w:cs="Louguiya"/>
+                <w:b/>
+                <w:bCs/>
+                <w:color w:val="222222"/>
+                <w:sz w:val="24"/>
+                <w:szCs w:val="24"/>
+                <w:rtl/>
+              </w:rPr>
+              <w:t>employee_name_fr</w:t>
+            </w:r>
+            <w:proofErr w:type="spellEnd"/>
+            <w:r>
+              <w:rPr>
+                <w:rFonts w:ascii="Arial" w:eastAsia="Arial" w:hAnsi="Arial" w:cs="Louguiya"/>
+                <w:b/>
+                <w:bCs/>
+                <w:color w:val="222222"/>
+                <w:sz w:val="24"/>
+                <w:szCs w:val="24"/>
+                <w:rtl/>
+              </w:rPr>
+              <w:t>»</w:t>
+            </w:r>
+            <w:r>
+              <w:rPr>
+                <w:rFonts w:ascii="Arial" w:eastAsia="Arial" w:hAnsi="Arial" w:cs="Louguiya"/>
+                <w:color w:val="222222"/>
+                <w:sz w:val="24"/>
+                <w:szCs w:val="24"/>
+                <w:rtl/>
+              </w:rPr>
+              <w:fldChar w:fldCharType="end"/>
+            </w:r>
+          </w:p>
+        </w:tc>
+      </w:tr>
+      <w:tr>
+        <w:tc>
+          <w:tcPr>
+            <w:tcW w:w="4531" w:type="dxa"/>
+          </w:tcPr>
+          <w:p>
+            <w:pPr>
+              <w:widowControl/>
+              <w:bidi/>
+              <w:spacing w:before="120"/>
+              <w:jc w:val="left"/>
+              <w:rPr>
+                <w:rFonts w:ascii="Arial" w:eastAsia="Arial" w:hAnsi="Arial" w:cs="Louguiya"/>
+                <w:color w:val="222222"/>
+                <w:sz w:val="24"/>
+                <w:szCs w:val="24"/>
+                <w:rtl/>
+              </w:rPr>
+            </w:pPr>
+            <w:r>
+              <w:rPr>
+                <w:rFonts w:ascii="Arial" w:eastAsia="Arial" w:hAnsi="Arial" w:cs="Louguiya"/>
+                <w:color w:val="222222"/>
+                <w:sz w:val="24"/>
+                <w:szCs w:val="24"/>
+                <w:highlight w:val="white"/>
+                <w:rtl/>
+              </w:rPr>
+              <w:t>التوقيع</w:t>
+            </w:r>
+          </w:p>
+        </w:tc>
+        <w:tc>
+          <w:tcPr>
+            <w:tcW w:w="4531" w:type="dxa"/>
+          </w:tcPr>
+          <w:p>
+            <w:pPr>
+              <w:widowControl/>
+              <w:bidi/>
+              <w:spacing w:before="120"/>
+              <w:rPr>
+                <w:rFonts w:ascii="Arial" w:eastAsia="Arial" w:hAnsi="Arial" w:cs="Louguiya"/>
+                <w:color w:val="222222"/>
+                <w:sz w:val="24"/>
+                <w:szCs w:val="24"/>
+                <w:rtl/>
+              </w:rPr>
+            </w:pPr>
+            <w:r>
+              <w:rPr>
+                <w:rFonts w:ascii="Arial" w:eastAsia="Arial" w:hAnsi="Arial" w:cs="Louguiya" w:hint="cs"/>
+                <w:color w:val="222222"/>
+                <w:sz w:val="24"/>
+                <w:szCs w:val="24"/>
+                <w:highlight w:val="white"/>
+                <w:rtl/>
+              </w:rPr>
+              <w:t>التوقيع</w:t>
+            </w:r>
+          </w:p>
+        </w:tc>
+      </w:tr>
+    </w:tbl>
     <w:p>
       <w:pPr>
         <w:widowControl/>
@@ -2864,300 +3216,19 @@
           <w:color w:val="222222"/>
           <w:sz w:val="24"/>
           <w:szCs w:val="24"/>
-          <w:highlight w:val="yellow"/>
-        </w:rPr>
-      </w:pPr>
-      <w:r>
-        <w:rPr>
-          <w:rFonts w:ascii="Arial" w:eastAsia="Arial" w:hAnsi="Arial" w:cs="Louguiya"/>
-          <w:color w:val="222222"/>
-          <w:sz w:val="24"/>
-          <w:szCs w:val="24"/>
-          <w:highlight w:val="white"/>
-          <w:rtl/>
-        </w:rPr>
-        <w:t>ا</w:t>
-      </w:r>
-      <w:r>
-        <w:rPr>
-          <w:rFonts w:ascii="Arial" w:eastAsia="Arial" w:hAnsi="Arial" w:cs="Louguiya"/>
-          <w:b/>
-          <w:bCs/>
-          <w:color w:val="222222"/>
-          <w:sz w:val="24"/>
-          <w:szCs w:val="24"/>
-          <w:highlight w:val="white"/>
-          <w:rtl/>
-        </w:rPr>
-        <w:t>لطرف الأول (</w:t>
-      </w:r>
-      <w:r>
-        <w:rPr>
-          <w:rFonts w:ascii="Arial" w:eastAsia="Arial" w:hAnsi="Arial" w:cs="Louguiya"/>
-          <w:color w:val="222222"/>
-          <w:sz w:val="24"/>
-          <w:szCs w:val="24"/>
-          <w:highlight w:val="white"/>
-          <w:rtl/>
-        </w:rPr>
-        <w:t xml:space="preserve">منسق برنامج التعليم </w:t>
-      </w:r>
-      <w:proofErr w:type="gramStart"/>
-      <w:r>
-        <w:rPr>
-          <w:rFonts w:ascii="Arial" w:eastAsia="Arial" w:hAnsi="Arial" w:cs="Louguiya" w:hint="cs"/>
-          <w:color w:val="222222"/>
-          <w:sz w:val="24"/>
-          <w:szCs w:val="24"/>
-          <w:highlight w:val="white"/>
-          <w:rtl/>
-        </w:rPr>
-        <w:t xml:space="preserve">الأصلي)  </w:t>
-      </w:r>
-      <w:r>
-        <w:rPr>
-          <w:rFonts w:ascii="Arial" w:eastAsia="Arial" w:hAnsi="Arial" w:cs="Louguiya"/>
-          <w:color w:val="222222"/>
-          <w:sz w:val="24"/>
-          <w:szCs w:val="24"/>
-          <w:highlight w:val="white"/>
-          <w:rtl/>
-        </w:rPr>
-        <w:t xml:space="preserve"> </w:t>
-      </w:r>
-      <w:proofErr w:type="gramEnd"/>
-      <w:r>
-        <w:rPr>
-          <w:rFonts w:ascii="Arial" w:eastAsia="Arial" w:hAnsi="Arial" w:cs="Louguiya"/>
-          <w:color w:val="222222"/>
-          <w:sz w:val="24"/>
-          <w:szCs w:val="24"/>
-          <w:highlight w:val="white"/>
-          <w:rtl/>
-        </w:rPr>
-        <w:t xml:space="preserve">      </w:t>
-      </w:r>
-      <w:r>
-        <w:rPr>
-          <w:rFonts w:ascii="Arial" w:eastAsia="Arial" w:hAnsi="Arial" w:cs="Louguiya"/>
-          <w:color w:val="222222"/>
-          <w:sz w:val="24"/>
-          <w:szCs w:val="24"/>
-          <w:highlight w:val="white"/>
-        </w:rPr>
-        <w:t xml:space="preserve">            </w:t>
-      </w:r>
-      <w:r>
-        <w:rPr>
-          <w:rFonts w:ascii="Arial" w:eastAsia="Arial" w:hAnsi="Arial" w:cs="Louguiya"/>
-          <w:color w:val="222222"/>
-          <w:sz w:val="24"/>
-          <w:szCs w:val="24"/>
-          <w:highlight w:val="white"/>
-          <w:rtl/>
-        </w:rPr>
-        <w:t xml:space="preserve">     الطرف الثاني </w:t>
-      </w:r>
-      <w:r>
-        <w:rPr>
-          <w:rFonts w:ascii="Arial" w:eastAsia="Arial" w:hAnsi="Arial" w:cs="Louguiya"/>
-          <w:sz w:val="24"/>
-          <w:szCs w:val="24"/>
-          <w:rtl/>
-        </w:rPr>
-        <w:fldChar w:fldCharType="begin"/>
-      </w:r>
-      <w:r>
-        <w:rPr>
-          <w:rFonts w:ascii="Arial" w:eastAsia="Arial" w:hAnsi="Arial" w:cs="Louguiya"/>
-          <w:sz w:val="24"/>
-          <w:szCs w:val="24"/>
-          <w:rtl/>
-        </w:rPr>
-        <w:instrText xml:space="preserve"> MERGEFIELD =job_title \* MERGEFORMAT </w:instrText>
-      </w:r>
-      <w:r>
-        <w:rPr>
-          <w:rFonts w:ascii="Arial" w:eastAsia="Arial" w:hAnsi="Arial" w:cs="Louguiya"/>
-          <w:sz w:val="24"/>
-          <w:szCs w:val="24"/>
-          <w:rtl/>
-        </w:rPr>
-        <w:fldChar w:fldCharType="separate"/>
-      </w:r>
-      <w:r>
-        <w:rPr>
-          <w:rFonts w:ascii="Arial" w:eastAsia="Arial" w:hAnsi="Arial" w:cs="Louguiya"/>
-          <w:b/>
-          <w:bCs/>
-          <w:sz w:val="24"/>
-          <w:szCs w:val="24"/>
-          <w:rtl/>
-        </w:rPr>
-        <w:t>«=job_title»</w:t>
-      </w:r>
-      <w:r>
-        <w:rPr>
-          <w:rFonts w:ascii="Arial" w:eastAsia="Arial" w:hAnsi="Arial" w:cs="Louguiya"/>
-          <w:sz w:val="24"/>
-          <w:szCs w:val="24"/>
-          <w:rtl/>
-        </w:rPr>
-        <w:fldChar w:fldCharType="end"/>
-      </w:r>
-    </w:p>
-    <w:p>
-      <w:pPr>
-        <w:widowControl/>
-        <w:shd w:val="clear" w:color="auto" w:fill="FFFFFF"/>
-        <w:bidi/>
-        <w:spacing w:before="120"/>
-        <w:jc w:val="left"/>
-        <w:rPr>
-          <w:rFonts w:ascii="Arial" w:eastAsia="Arial" w:hAnsi="Arial" w:cs="Louguiya"/>
-          <w:color w:val="222222"/>
-          <w:sz w:val="24"/>
-          <w:szCs w:val="24"/>
-          <w:highlight w:val="white"/>
-          <w:rtl/>
-        </w:rPr>
-      </w:pPr>
-      <w:r>
-        <w:rPr>
-          <w:rFonts w:ascii="Arial" w:eastAsia="Arial" w:hAnsi="Arial" w:cs="Louguiya"/>
-          <w:color w:val="222222"/>
-          <w:sz w:val="24"/>
-          <w:szCs w:val="24"/>
-          <w:highlight w:val="white"/>
-          <w:rtl/>
-        </w:rPr>
-        <w:t xml:space="preserve">       أن أبوبكر أحمد المعلوم                   </w:t>
-      </w:r>
-      <w:r>
-        <w:rPr>
-          <w:rFonts w:ascii="Arial" w:eastAsia="Arial" w:hAnsi="Arial" w:cs="Louguiya"/>
-          <w:color w:val="222222"/>
-          <w:sz w:val="24"/>
-          <w:szCs w:val="24"/>
-          <w:highlight w:val="white"/>
-        </w:rPr>
-        <w:t xml:space="preserve">                           </w:t>
-      </w:r>
-      <w:r>
-        <w:rPr>
-          <w:rFonts w:ascii="Arial" w:eastAsia="Arial" w:hAnsi="Arial" w:cs="Louguiya"/>
-          <w:color w:val="222222"/>
-          <w:sz w:val="24"/>
-          <w:szCs w:val="24"/>
-          <w:highlight w:val="white"/>
-          <w:rtl/>
-        </w:rPr>
-        <w:t xml:space="preserve">     </w:t>
-      </w:r>
-      <w:r>
-        <w:rPr>
-          <w:rFonts w:ascii="Arial" w:eastAsia="Arial" w:hAnsi="Arial" w:cs="Louguiya"/>
-          <w:color w:val="222222"/>
-          <w:sz w:val="24"/>
-          <w:szCs w:val="24"/>
-          <w:rtl/>
-        </w:rPr>
-        <w:fldChar w:fldCharType="begin"/>
-      </w:r>
-      <w:r>
-        <w:rPr>
-          <w:rFonts w:ascii="Arial" w:eastAsia="Arial" w:hAnsi="Arial" w:cs="Louguiya"/>
-          <w:color w:val="222222"/>
-          <w:sz w:val="24"/>
-          <w:szCs w:val="24"/>
-          <w:rtl/>
-        </w:rPr>
-        <w:instrText xml:space="preserve"> MERGEFIELD =employee_name_fr \* MERGEFORMAT </w:instrText>
-      </w:r>
-      <w:r>
-        <w:rPr>
-          <w:rFonts w:ascii="Arial" w:eastAsia="Arial" w:hAnsi="Arial" w:cs="Louguiya"/>
-          <w:color w:val="222222"/>
-          <w:sz w:val="24"/>
-          <w:szCs w:val="24"/>
-          <w:rtl/>
-        </w:rPr>
-        <w:fldChar w:fldCharType="separate"/>
-      </w:r>
-      <w:r>
-        <w:rPr>
-          <w:rFonts w:ascii="Arial" w:eastAsia="Arial" w:hAnsi="Arial" w:cs="Louguiya"/>
-          <w:b/>
-          <w:bCs/>
-          <w:color w:val="222222"/>
-          <w:sz w:val="24"/>
-          <w:szCs w:val="24"/>
-          <w:rtl/>
-        </w:rPr>
-        <w:t>«=</w:t>
-      </w:r>
-      <w:proofErr w:type="spellStart"/>
-      <w:r>
-        <w:rPr>
-          <w:rFonts w:ascii="Arial" w:eastAsia="Arial" w:hAnsi="Arial" w:cs="Louguiya"/>
-          <w:b/>
-          <w:bCs/>
-          <w:color w:val="222222"/>
-          <w:sz w:val="24"/>
-          <w:szCs w:val="24"/>
-          <w:rtl/>
-        </w:rPr>
-        <w:t>employee_name_fr</w:t>
-      </w:r>
-      <w:proofErr w:type="spellEnd"/>
-      <w:r>
-        <w:rPr>
-          <w:rFonts w:ascii="Arial" w:eastAsia="Arial" w:hAnsi="Arial" w:cs="Louguiya"/>
-          <w:b/>
-          <w:bCs/>
-          <w:color w:val="222222"/>
-          <w:sz w:val="24"/>
-          <w:szCs w:val="24"/>
-          <w:rtl/>
-        </w:rPr>
-        <w:t>»</w:t>
-      </w:r>
-      <w:r>
-        <w:rPr>
-          <w:rFonts w:ascii="Arial" w:eastAsia="Arial" w:hAnsi="Arial" w:cs="Louguiya"/>
-          <w:color w:val="222222"/>
-          <w:sz w:val="24"/>
-          <w:szCs w:val="24"/>
-          <w:rtl/>
-        </w:rPr>
-        <w:fldChar w:fldCharType="end"/>
-      </w:r>
-    </w:p>
-    <w:p>
-      <w:pPr>
-        <w:widowControl/>
-        <w:shd w:val="clear" w:color="auto" w:fill="FFFFFF"/>
-        <w:bidi/>
-        <w:spacing w:before="120"/>
-        <w:jc w:val="left"/>
-        <w:rPr>
-          <w:rFonts w:ascii="Arial" w:eastAsia="Arial" w:hAnsi="Arial" w:cs="Louguiya"/>
-          <w:color w:val="222222"/>
-          <w:sz w:val="24"/>
-          <w:szCs w:val="24"/>
-          <w:highlight w:val="white"/>
-        </w:rPr>
-      </w:pPr>
-      <w:r>
-        <w:rPr>
-          <w:rFonts w:ascii="Arial" w:eastAsia="Arial" w:hAnsi="Arial" w:cs="Louguiya"/>
-          <w:color w:val="222222"/>
-          <w:sz w:val="24"/>
-          <w:szCs w:val="24"/>
-          <w:highlight w:val="white"/>
-          <w:rtl/>
-        </w:rPr>
-        <w:t xml:space="preserve">  التوقيع </w:t>
+          <w:highlight w:val="white"/>
+        </w:rPr>
+      </w:pPr>
+      <w:r>
+        <w:rPr>
+          <w:rFonts w:ascii="Arial" w:eastAsia="Arial" w:hAnsi="Arial" w:cs="Louguiya"/>
+          <w:color w:val="222222"/>
+          <w:sz w:val="24"/>
+          <w:szCs w:val="24"/>
+          <w:highlight w:val="white"/>
+          <w:rtl/>
+        </w:rPr>
+        <w:t xml:space="preserve">  </w:t>
       </w:r>
       <w:r>
         <w:rPr>
@@ -3219,30 +3290,6 @@
         </w:rPr>
         <w:tab/>
         <w:t xml:space="preserve">  </w:t>
-      </w:r>
-      <w:proofErr w:type="spellStart"/>
-      <w:r>
-        <w:rPr>
-          <w:rFonts w:ascii="Arial" w:eastAsia="Arial" w:hAnsi="Arial" w:cs="Louguiya" w:hint="cs"/>
-          <w:color w:val="222222"/>
-          <w:sz w:val="24"/>
-          <w:szCs w:val="24"/>
-          <w:highlight w:val="white"/>
-          <w:rtl/>
-        </w:rPr>
-        <w:t>التوقيع</w:t>
-      </w:r>
-      <w:proofErr w:type="spellEnd"/>
-      <w:r>
-        <w:rPr>
-          <w:rFonts w:ascii="Arial" w:eastAsia="Arial" w:hAnsi="Arial" w:cs="Louguiya"/>
-          <w:color w:val="222222"/>
-          <w:sz w:val="24"/>
-          <w:szCs w:val="24"/>
-          <w:highlight w:val="white"/>
-          <w:rtl/>
-        </w:rPr>
-        <w:t xml:space="preserve"> </w:t>
       </w:r>
     </w:p>
     <w:p>
@@ -5099,6 +5146,22 @@
       <w:szCs w:val="48"/>
     </w:rPr>
   </w:style>
+  <w:style w:type="table" w:styleId="TableGrid">
+    <w:name w:val="Table Grid"/>
+    <w:basedOn w:val="TableNormal"/>
+    <w:uiPriority w:val="39"/>
+    <w:rsid w:val="00B2232D"/>
+    <w:tblPr>
+      <w:tblBorders>
+        <w:top w:val="single" w:sz="4" w:space="0" w:color="auto"/>
+        <w:left w:val="single" w:sz="4" w:space="0" w:color="auto"/>
+        <w:bottom w:val="single" w:sz="4" w:space="0" w:color="auto"/>
+        <w:right w:val="single" w:sz="4" w:space="0" w:color="auto"/>
+        <w:insideH w:val="single" w:sz="4" w:space="0" w:color="auto"/>
+        <w:insideV w:val="single" w:sz="4" w:space="0" w:color="auto"/>
+      </w:tblBorders>
+    </w:tblPr>
+  </w:style>
 </w:styles>
 </file>
 

--- a/backend/lib/templates/contract_cdi.docx
+++ b/backend/lib/templates/contract_cdi.docx
@@ -1367,55 +1367,7 @@
           <w:highlight w:val="white"/>
           <w:rtl/>
         </w:rPr>
-        <w:t xml:space="preserve">تنفيذ مهام التدريس </w:t>
-      </w:r>
-      <w:proofErr w:type="spellStart"/>
-      <w:r>
-        <w:rPr>
-          <w:rFonts w:ascii="Arial" w:eastAsia="Arial" w:hAnsi="Arial" w:cs="Louguiya"/>
-          <w:color w:val="222222"/>
-          <w:sz w:val="24"/>
-          <w:szCs w:val="24"/>
-          <w:highlight w:val="white"/>
-          <w:rtl/>
-        </w:rPr>
-        <w:t>أوالمتابعة</w:t>
-      </w:r>
-      <w:proofErr w:type="spellEnd"/>
-      <w:r>
-        <w:rPr>
-          <w:rFonts w:ascii="Arial" w:eastAsia="Arial" w:hAnsi="Arial" w:cs="Louguiya"/>
-          <w:color w:val="222222"/>
-          <w:sz w:val="24"/>
-          <w:szCs w:val="24"/>
-          <w:highlight w:val="white"/>
-          <w:rtl/>
-        </w:rPr>
-        <w:t xml:space="preserve"> الميدانية </w:t>
-      </w:r>
-      <w:proofErr w:type="spellStart"/>
-      <w:r>
-        <w:rPr>
-          <w:rFonts w:ascii="Arial" w:eastAsia="Arial" w:hAnsi="Arial" w:cs="Louguiya"/>
-          <w:color w:val="222222"/>
-          <w:sz w:val="24"/>
-          <w:szCs w:val="24"/>
-          <w:highlight w:val="white"/>
-          <w:rtl/>
-        </w:rPr>
-        <w:t>للمحاظر</w:t>
-      </w:r>
-      <w:proofErr w:type="spellEnd"/>
-      <w:r>
-        <w:rPr>
-          <w:rFonts w:ascii="Arial" w:eastAsia="Arial" w:hAnsi="Arial" w:cs="Louguiya"/>
-          <w:color w:val="222222"/>
-          <w:sz w:val="24"/>
-          <w:szCs w:val="24"/>
-          <w:highlight w:val="white"/>
-          <w:rtl/>
-        </w:rPr>
-        <w:t xml:space="preserve"> المكلف بها بجدية ووفق التعليمات الصادرة؛</w:t>
+        <w:t>تنفيذ مهام التدريس أوالمتابعة الميدانية للمحاظر المكلف بها بجدية ووفق التعليمات الصادرة؛</w:t>
       </w:r>
     </w:p>
     <w:p>
@@ -2335,12 +2287,11 @@
           <w:u w:val="single"/>
           <w:rtl/>
         </w:rPr>
-        <w:t xml:space="preserve">المادة </w:t>
-      </w:r>
-      <w:proofErr w:type="gramStart"/>
-      <w:r>
-        <w:rPr>
-          <w:rFonts w:ascii="Arial" w:eastAsia="Arial" w:hAnsi="Arial" w:cs="Louguiya" w:hint="cs"/>
+        <w:t>المادة 7</w:t>
+      </w:r>
+      <w:r>
+        <w:rPr>
+          <w:rFonts w:ascii="Arial" w:eastAsia="Arial" w:hAnsi="Arial" w:cs="Louguiya"/>
           <w:b/>
           <w:bCs/>
           <w:color w:val="222222"/>
@@ -2350,23 +2301,8 @@
           <w:u w:val="single"/>
           <w:rtl/>
         </w:rPr>
-        <w:t>7</w:t>
-      </w:r>
-      <w:r>
-        <w:rPr>
-          <w:rFonts w:ascii="Arial" w:eastAsia="Arial" w:hAnsi="Arial" w:cs="Louguiya"/>
-          <w:b/>
-          <w:bCs/>
-          <w:color w:val="222222"/>
-          <w:sz w:val="24"/>
-          <w:szCs w:val="24"/>
-          <w:highlight w:val="white"/>
-          <w:u w:val="single"/>
-          <w:rtl/>
-        </w:rPr>
         <w:t xml:space="preserve"> :</w:t>
       </w:r>
-      <w:proofErr w:type="gramEnd"/>
       <w:r>
         <w:rPr>
           <w:rFonts w:ascii="Arial" w:eastAsia="Arial" w:hAnsi="Arial" w:cs="Louguiya"/>
@@ -2767,7 +2703,7 @@
       <w:tblPr>
         <w:tblStyle w:val="TableGrid"/>
         <w:bidiVisual/>
-        <w:tblW w:w="0" w:type="auto"/>
+        <w:tblW w:w="9489" w:type="dxa"/>
         <w:tblBorders>
           <w:top w:val="none" w:sz="0" w:space="0" w:color="auto"/>
           <w:left w:val="none" w:sz="0" w:space="0" w:color="auto"/>
@@ -2779,20 +2715,22 @@
         <w:tblLook w:val="04A0" w:firstRow="1" w:lastRow="0" w:firstColumn="1" w:lastColumn="0" w:noHBand="0" w:noVBand="1"/>
       </w:tblPr>
       <w:tblGrid>
-        <w:gridCol w:w="4531"/>
-        <w:gridCol w:w="4531"/>
+        <w:gridCol w:w="5094"/>
+        <w:gridCol w:w="4395"/>
       </w:tblGrid>
       <w:tr>
+        <w:trPr>
+          <w:trHeight w:val="554"/>
+        </w:trPr>
         <w:tc>
           <w:tcPr>
-            <w:tcW w:w="4531" w:type="dxa"/>
+            <w:tcW w:w="5094" w:type="dxa"/>
           </w:tcPr>
           <w:p>
             <w:pPr>
               <w:widowControl/>
               <w:bidi/>
               <w:spacing w:before="120"/>
-              <w:jc w:val="center"/>
               <w:rPr>
                 <w:rFonts w:ascii="Arial" w:eastAsia="Arial" w:hAnsi="Arial" w:cs="Louguiya"/>
                 <w:color w:val="222222"/>
@@ -2836,10 +2774,9 @@
               </w:rPr>
               <w:t xml:space="preserve">منسق برنامج التعليم </w:t>
             </w:r>
-            <w:proofErr w:type="gramStart"/>
             <w:r>
               <w:rPr>
-                <w:rFonts w:ascii="Arial" w:eastAsia="Arial" w:hAnsi="Arial" w:cs="Louguiya" w:hint="cs"/>
+                <w:rFonts w:ascii="Arial" w:eastAsia="Arial" w:hAnsi="Arial" w:cs="Times New Roman" w:hint="cs"/>
                 <w:color w:val="222222"/>
                 <w:sz w:val="24"/>
                 <w:szCs w:val="24"/>
@@ -2856,9 +2793,8 @@
                 <w:szCs w:val="24"/>
                 <w:highlight w:val="white"/>
               </w:rPr>
-              <w:t xml:space="preserve">  </w:t>
+              <w:t xml:space="preserve"> </w:t>
             </w:r>
-            <w:proofErr w:type="gramEnd"/>
             <w:r>
               <w:rPr>
                 <w:rFonts w:ascii="Arial" w:eastAsia="Arial" w:hAnsi="Arial" w:cs="Louguiya"/>
@@ -2867,7 +2803,7 @@
                 <w:szCs w:val="24"/>
                 <w:highlight w:val="white"/>
               </w:rPr>
-              <w:t xml:space="preserve">         </w:t>
+              <w:t xml:space="preserve">        </w:t>
             </w:r>
             <w:r>
               <w:rPr>
@@ -2884,7 +2820,7 @@
         </w:tc>
         <w:tc>
           <w:tcPr>
-            <w:tcW w:w="4531" w:type="dxa"/>
+            <w:tcW w:w="4395" w:type="dxa"/>
           </w:tcPr>
           <w:p>
             <w:pPr>
@@ -2905,92 +2841,77 @@
             <w:r>
               <w:rPr>
                 <w:rFonts w:ascii="Arial" w:eastAsia="Arial" w:hAnsi="Arial" w:cs="Louguiya"/>
+                <w:b/>
+                <w:bCs/>
                 <w:color w:val="222222"/>
                 <w:sz w:val="24"/>
                 <w:szCs w:val="24"/>
                 <w:highlight w:val="white"/>
                 <w:rtl/>
               </w:rPr>
-              <w:t xml:space="preserve">الطرف الثاني </w:t>
-            </w:r>
-            <w:r>
-              <w:rPr>
-                <w:rFonts w:ascii="Arial" w:eastAsia="Arial" w:hAnsi="Arial" w:cs="Louguiya"/>
-                <w:sz w:val="24"/>
-                <w:szCs w:val="24"/>
-                <w:rtl/>
-              </w:rPr>
-              <w:fldChar w:fldCharType="begin"/>
-            </w:r>
-            <w:r>
-              <w:rPr>
-                <w:rFonts w:ascii="Arial" w:eastAsia="Arial" w:hAnsi="Arial" w:cs="Louguiya"/>
-                <w:sz w:val="24"/>
-                <w:szCs w:val="24"/>
-                <w:rtl/>
-              </w:rPr>
-              <w:instrText xml:space="preserve"> MERGEFIELD =job_title \* MERGEFORMAT </w:instrText>
-            </w:r>
-            <w:r>
-              <w:rPr>
-                <w:rFonts w:ascii="Arial" w:eastAsia="Arial" w:hAnsi="Arial" w:cs="Louguiya"/>
-                <w:sz w:val="24"/>
-                <w:szCs w:val="24"/>
-                <w:rtl/>
-              </w:rPr>
-              <w:fldChar w:fldCharType="separate"/>
+              <w:t>الطرف الثان</w:t>
             </w:r>
             <w:r>
               <w:rPr>
                 <w:rFonts w:ascii="Arial" w:eastAsia="Arial" w:hAnsi="Arial" w:cs="Louguiya"/>
                 <w:b/>
                 <w:bCs/>
+                <w:color w:val="222222"/>
+                <w:sz w:val="24"/>
+                <w:szCs w:val="24"/>
+                <w:highlight w:val="white"/>
+              </w:rPr>
+              <w:t xml:space="preserve"> </w:t>
+            </w:r>
+            <w:r>
+              <w:rPr>
+                <w:rFonts w:ascii="Arial" w:eastAsia="Arial" w:hAnsi="Arial" w:cs="Louguiya"/>
+                <w:color w:val="222222"/>
+                <w:sz w:val="24"/>
+                <w:szCs w:val="24"/>
+                <w:highlight w:val="white"/>
+                <w:rtl/>
+              </w:rPr>
+              <w:t xml:space="preserve"> </w:t>
+            </w:r>
+            <w:r>
+              <w:rPr>
+                <w:rFonts w:ascii="Arial" w:eastAsia="Arial" w:hAnsi="Arial" w:cs="Louguiya"/>
+                <w:color w:val="222222"/>
+                <w:sz w:val="24"/>
+                <w:szCs w:val="24"/>
+              </w:rPr>
+              <w:t>)</w:t>
+            </w:r>
+            <w:r>
+              <w:rPr>
+                <w:rFonts w:ascii="Arial" w:eastAsia="Arial" w:hAnsi="Arial" w:cs="Times New Roman"/>
+                <w:color w:val="222222"/>
                 <w:sz w:val="24"/>
                 <w:szCs w:val="24"/>
                 <w:rtl/>
               </w:rPr>
-              <w:t>«=</w:t>
-            </w:r>
-            <w:proofErr w:type="spellStart"/>
-            <w:r>
-              <w:rPr>
-                <w:rFonts w:ascii="Arial" w:eastAsia="Arial" w:hAnsi="Arial" w:cs="Louguiya"/>
-                <w:b/>
-                <w:bCs/>
-                <w:sz w:val="24"/>
-                <w:szCs w:val="24"/>
-                <w:rtl/>
-              </w:rPr>
-              <w:t>job_title</w:t>
-            </w:r>
-            <w:proofErr w:type="spellEnd"/>
-            <w:r>
-              <w:rPr>
-                <w:rFonts w:ascii="Arial" w:eastAsia="Arial" w:hAnsi="Arial" w:cs="Louguiya"/>
-                <w:b/>
-                <w:bCs/>
-                <w:sz w:val="24"/>
-                <w:szCs w:val="24"/>
-                <w:rtl/>
-              </w:rPr>
-              <w:t>»</w:t>
+              <w:t>المتعاقد</w:t>
             </w:r>
             <w:r>
               <w:rPr>
-                <w:rFonts w:ascii="Arial" w:eastAsia="Arial" w:hAnsi="Arial" w:cs="Louguiya"/>
+                <w:rFonts w:ascii="Arial" w:eastAsia="Arial" w:hAnsi="Arial" w:cs="Times New Roman"/>
+                <w:color w:val="222222"/>
                 <w:sz w:val="24"/>
                 <w:szCs w:val="24"/>
-                <w:rtl/>
               </w:rPr>
-              <w:fldChar w:fldCharType="end"/>
+              <w:t>(</w:t>
             </w:r>
           </w:p>
         </w:tc>
       </w:tr>
       <w:tr>
+        <w:trPr>
+          <w:trHeight w:val="576"/>
+        </w:trPr>
         <w:tc>
           <w:tcPr>
-            <w:tcW w:w="4531" w:type="dxa"/>
+            <w:tcW w:w="5094" w:type="dxa"/>
           </w:tcPr>
           <w:p>
             <w:pPr>
@@ -3020,13 +2941,13 @@
                 <w:highlight w:val="white"/>
                 <w:rtl/>
               </w:rPr>
-              <w:t xml:space="preserve">  أن أبوبكر أحمد المعلوم </w:t>
+              <w:t xml:space="preserve">أن أبوبكر أحمد المعلوم </w:t>
             </w:r>
           </w:p>
         </w:tc>
         <w:tc>
           <w:tcPr>
-            <w:tcW w:w="4531" w:type="dxa"/>
+            <w:tcW w:w="4395" w:type="dxa"/>
           </w:tcPr>
           <w:p>
             <w:pPr>
@@ -3084,33 +3005,7 @@
                 <w:szCs w:val="24"/>
                 <w:rtl/>
               </w:rPr>
-              <w:t>«=</w:t>
-            </w:r>
-            <w:proofErr w:type="spellStart"/>
-            <w:r>
-              <w:rPr>
-                <w:rFonts w:ascii="Arial" w:eastAsia="Arial" w:hAnsi="Arial" w:cs="Louguiya"/>
-                <w:b/>
-                <w:bCs/>
-                <w:color w:val="222222"/>
-                <w:sz w:val="24"/>
-                <w:szCs w:val="24"/>
-                <w:rtl/>
-              </w:rPr>
-              <w:t>employee_name_fr</w:t>
-            </w:r>
-            <w:proofErr w:type="spellEnd"/>
-            <w:r>
-              <w:rPr>
-                <w:rFonts w:ascii="Arial" w:eastAsia="Arial" w:hAnsi="Arial" w:cs="Louguiya"/>
-                <w:b/>
-                <w:bCs/>
-                <w:color w:val="222222"/>
-                <w:sz w:val="24"/>
-                <w:szCs w:val="24"/>
-                <w:rtl/>
-              </w:rPr>
-              <w:t>»</w:t>
+              <w:t>«=employee_name_fr»</w:t>
             </w:r>
             <w:r>
               <w:rPr>
@@ -3121,69 +3016,6 @@
                 <w:rtl/>
               </w:rPr>
               <w:fldChar w:fldCharType="end"/>
-            </w:r>
-          </w:p>
-        </w:tc>
-      </w:tr>
-      <w:tr>
-        <w:tc>
-          <w:tcPr>
-            <w:tcW w:w="4531" w:type="dxa"/>
-          </w:tcPr>
-          <w:p>
-            <w:pPr>
-              <w:widowControl/>
-              <w:bidi/>
-              <w:spacing w:before="120"/>
-              <w:jc w:val="left"/>
-              <w:rPr>
-                <w:rFonts w:ascii="Arial" w:eastAsia="Arial" w:hAnsi="Arial" w:cs="Louguiya"/>
-                <w:color w:val="222222"/>
-                <w:sz w:val="24"/>
-                <w:szCs w:val="24"/>
-                <w:rtl/>
-              </w:rPr>
-            </w:pPr>
-            <w:r>
-              <w:rPr>
-                <w:rFonts w:ascii="Arial" w:eastAsia="Arial" w:hAnsi="Arial" w:cs="Louguiya"/>
-                <w:color w:val="222222"/>
-                <w:sz w:val="24"/>
-                <w:szCs w:val="24"/>
-                <w:highlight w:val="white"/>
-                <w:rtl/>
-              </w:rPr>
-              <w:t>التوقيع</w:t>
-            </w:r>
-          </w:p>
-        </w:tc>
-        <w:tc>
-          <w:tcPr>
-            <w:tcW w:w="4531" w:type="dxa"/>
-          </w:tcPr>
-          <w:p>
-            <w:pPr>
-              <w:widowControl/>
-              <w:bidi/>
-              <w:spacing w:before="120"/>
-              <w:rPr>
-                <w:rFonts w:ascii="Arial" w:eastAsia="Arial" w:hAnsi="Arial" w:cs="Louguiya"/>
-                <w:color w:val="222222"/>
-                <w:sz w:val="24"/>
-                <w:szCs w:val="24"/>
-                <w:rtl/>
-              </w:rPr>
-            </w:pPr>
-            <w:r>
-              <w:rPr>
-                <w:rFonts w:ascii="Arial" w:eastAsia="Arial" w:hAnsi="Arial" w:cs="Louguiya" w:hint="cs"/>
-                <w:color w:val="222222"/>
-                <w:sz w:val="24"/>
-                <w:szCs w:val="24"/>
-                <w:highlight w:val="white"/>
-                <w:rtl/>
-              </w:rPr>
-              <w:t>التوقيع</w:t>
             </w:r>
           </w:p>
         </w:tc>

--- a/backend/lib/templates/contract_cdi.docx
+++ b/backend/lib/templates/contract_cdi.docx
@@ -982,7 +982,31 @@
           <w:highlight w:val="white"/>
           <w:rtl/>
         </w:rPr>
-        <w:t>في إطار تنفيذ مشروع دعم التعليم الأصلي في المناطق الأقل حظا في التعليم، وبهدف ضمان استمرارية التدريس والمتابعة الفعالة في المحاظر المفتوحة أو المدعومة من قبل المشروع، تم الاتفاق على إبرام هذا العقد وفق الشروط التالية:</w:t>
+        <w:t xml:space="preserve">في إطار تنفيذ مشروع دعم التعليم الأصلي في المناطق الأقل حظا في التعليم، وبهدف ضمان استمرارية التدريس والمتابعة الفعالة في </w:t>
+      </w:r>
+      <w:proofErr w:type="spellStart"/>
+      <w:r>
+        <w:rPr>
+          <w:rFonts w:ascii="Arial" w:eastAsia="Arial" w:hAnsi="Arial" w:cs="Louguiya"/>
+          <w:color w:val="222222"/>
+          <w:sz w:val="24"/>
+          <w:szCs w:val="24"/>
+          <w:highlight w:val="white"/>
+          <w:rtl/>
+        </w:rPr>
+        <w:t>المحاظر</w:t>
+      </w:r>
+      <w:proofErr w:type="spellEnd"/>
+      <w:r>
+        <w:rPr>
+          <w:rFonts w:ascii="Arial" w:eastAsia="Arial" w:hAnsi="Arial" w:cs="Louguiya"/>
+          <w:color w:val="222222"/>
+          <w:sz w:val="24"/>
+          <w:szCs w:val="24"/>
+          <w:highlight w:val="white"/>
+          <w:rtl/>
+        </w:rPr>
+        <w:t xml:space="preserve"> المفتوحة أو المدعومة من قبل المشروع، تم الاتفاق على إبرام هذا العقد وفق الشروط التالية:</w:t>
       </w:r>
     </w:p>
     <w:p>
@@ -1367,7 +1391,55 @@
           <w:highlight w:val="white"/>
           <w:rtl/>
         </w:rPr>
-        <w:t>تنفيذ مهام التدريس أوالمتابعة الميدانية للمحاظر المكلف بها بجدية ووفق التعليمات الصادرة؛</w:t>
+        <w:t xml:space="preserve">تنفيذ مهام التدريس </w:t>
+      </w:r>
+      <w:proofErr w:type="spellStart"/>
+      <w:r>
+        <w:rPr>
+          <w:rFonts w:ascii="Arial" w:eastAsia="Arial" w:hAnsi="Arial" w:cs="Louguiya"/>
+          <w:color w:val="222222"/>
+          <w:sz w:val="24"/>
+          <w:szCs w:val="24"/>
+          <w:highlight w:val="white"/>
+          <w:rtl/>
+        </w:rPr>
+        <w:t>أوالمتابعة</w:t>
+      </w:r>
+      <w:proofErr w:type="spellEnd"/>
+      <w:r>
+        <w:rPr>
+          <w:rFonts w:ascii="Arial" w:eastAsia="Arial" w:hAnsi="Arial" w:cs="Louguiya"/>
+          <w:color w:val="222222"/>
+          <w:sz w:val="24"/>
+          <w:szCs w:val="24"/>
+          <w:highlight w:val="white"/>
+          <w:rtl/>
+        </w:rPr>
+        <w:t xml:space="preserve"> الميدانية </w:t>
+      </w:r>
+      <w:proofErr w:type="spellStart"/>
+      <w:r>
+        <w:rPr>
+          <w:rFonts w:ascii="Arial" w:eastAsia="Arial" w:hAnsi="Arial" w:cs="Louguiya"/>
+          <w:color w:val="222222"/>
+          <w:sz w:val="24"/>
+          <w:szCs w:val="24"/>
+          <w:highlight w:val="white"/>
+          <w:rtl/>
+        </w:rPr>
+        <w:t>للمحاظر</w:t>
+      </w:r>
+      <w:proofErr w:type="spellEnd"/>
+      <w:r>
+        <w:rPr>
+          <w:rFonts w:ascii="Arial" w:eastAsia="Arial" w:hAnsi="Arial" w:cs="Louguiya"/>
+          <w:color w:val="222222"/>
+          <w:sz w:val="24"/>
+          <w:szCs w:val="24"/>
+          <w:highlight w:val="white"/>
+          <w:rtl/>
+        </w:rPr>
+        <w:t xml:space="preserve"> المكلف بها بجدية ووفق التعليمات الصادرة؛</w:t>
       </w:r>
     </w:p>
     <w:p>
@@ -2287,11 +2359,12 @@
           <w:u w:val="single"/>
           <w:rtl/>
         </w:rPr>
-        <w:t>المادة 7</w:t>
-      </w:r>
-      <w:r>
-        <w:rPr>
-          <w:rFonts w:ascii="Arial" w:eastAsia="Arial" w:hAnsi="Arial" w:cs="Louguiya"/>
+        <w:t xml:space="preserve">المادة </w:t>
+      </w:r>
+      <w:proofErr w:type="gramStart"/>
+      <w:r>
+        <w:rPr>
+          <w:rFonts w:ascii="Arial" w:eastAsia="Arial" w:hAnsi="Arial" w:cs="Louguiya" w:hint="cs"/>
           <w:b/>
           <w:bCs/>
           <w:color w:val="222222"/>
@@ -2301,8 +2374,23 @@
           <w:u w:val="single"/>
           <w:rtl/>
         </w:rPr>
+        <w:t>7</w:t>
+      </w:r>
+      <w:r>
+        <w:rPr>
+          <w:rFonts w:ascii="Arial" w:eastAsia="Arial" w:hAnsi="Arial" w:cs="Louguiya"/>
+          <w:b/>
+          <w:bCs/>
+          <w:color w:val="222222"/>
+          <w:sz w:val="24"/>
+          <w:szCs w:val="24"/>
+          <w:highlight w:val="white"/>
+          <w:u w:val="single"/>
+          <w:rtl/>
+        </w:rPr>
         <w:t xml:space="preserve"> :</w:t>
       </w:r>
+      <w:proofErr w:type="gramEnd"/>
       <w:r>
         <w:rPr>
           <w:rFonts w:ascii="Arial" w:eastAsia="Arial" w:hAnsi="Arial" w:cs="Louguiya"/>
@@ -2774,6 +2862,7 @@
               </w:rPr>
               <w:t xml:space="preserve">منسق برنامج التعليم </w:t>
             </w:r>
+            <w:proofErr w:type="gramStart"/>
             <w:r>
               <w:rPr>
                 <w:rFonts w:ascii="Arial" w:eastAsia="Arial" w:hAnsi="Arial" w:cs="Times New Roman" w:hint="cs"/>
@@ -2803,7 +2892,18 @@
                 <w:szCs w:val="24"/>
                 <w:highlight w:val="white"/>
               </w:rPr>
-              <w:t xml:space="preserve">        </w:t>
+              <w:t xml:space="preserve"> </w:t>
+            </w:r>
+            <w:proofErr w:type="gramEnd"/>
+            <w:r>
+              <w:rPr>
+                <w:rFonts w:ascii="Arial" w:eastAsia="Arial" w:hAnsi="Arial" w:cs="Louguiya"/>
+                <w:color w:val="222222"/>
+                <w:sz w:val="24"/>
+                <w:szCs w:val="24"/>
+                <w:highlight w:val="white"/>
+              </w:rPr>
+              <w:t xml:space="preserve">       </w:t>
             </w:r>
             <w:r>
               <w:rPr>
@@ -2849,7 +2949,21 @@
                 <w:highlight w:val="white"/>
                 <w:rtl/>
               </w:rPr>
-              <w:t>الطرف الثان</w:t>
+              <w:t xml:space="preserve">الطرف </w:t>
+            </w:r>
+            <w:proofErr w:type="gramStart"/>
+            <w:r>
+              <w:rPr>
+                <w:rFonts w:ascii="Arial" w:eastAsia="Arial" w:hAnsi="Arial" w:cs="Louguiya"/>
+                <w:b/>
+                <w:bCs/>
+                <w:color w:val="222222"/>
+                <w:sz w:val="24"/>
+                <w:szCs w:val="24"/>
+                <w:highlight w:val="white"/>
+                <w:rtl/>
+              </w:rPr>
+              <w:t>الثان</w:t>
             </w:r>
             <w:r>
               <w:rPr>
@@ -2902,6 +3016,7 @@
               </w:rPr>
               <w:t>(</w:t>
             </w:r>
+            <w:proofErr w:type="gramEnd"/>
           </w:p>
         </w:tc>
       </w:tr>

--- a/backend/lib/templates/contract_cdi.docx
+++ b/backend/lib/templates/contract_cdi.docx
@@ -2831,12 +2831,25 @@
               <w:rPr>
                 <w:rFonts w:ascii="Arial" w:eastAsia="Arial" w:hAnsi="Arial" w:cs="Louguiya"/>
                 <w:color w:val="222222"/>
-                <w:sz w:val="24"/>
-                <w:szCs w:val="24"/>
+                <w:sz w:val="26"/>
+                <w:szCs w:val="26"/>
                 <w:highlight w:val="white"/>
                 <w:rtl/>
               </w:rPr>
               <w:t>ا</w:t>
+            </w:r>
+            <w:r>
+              <w:rPr>
+                <w:rFonts w:ascii="Arial" w:eastAsia="Arial" w:hAnsi="Arial" w:cs="Louguiya"/>
+                <w:b/>
+                <w:bCs/>
+                <w:color w:val="222222"/>
+                <w:sz w:val="26"/>
+                <w:szCs w:val="26"/>
+                <w:highlight w:val="white"/>
+                <w:rtl/>
+              </w:rPr>
+              <w:t>لطرف الأول</w:t>
             </w:r>
             <w:r>
               <w:rPr>
@@ -2849,7 +2862,7 @@
                 <w:highlight w:val="white"/>
                 <w:rtl/>
               </w:rPr>
-              <w:t>لطرف الأول (</w:t>
+              <w:t xml:space="preserve"> (</w:t>
             </w:r>
             <w:r>
               <w:rPr>
@@ -2940,13 +2953,12 @@
             </w:pPr>
             <w:r>
               <w:rPr>
-                <w:rFonts w:ascii="Arial" w:eastAsia="Arial" w:hAnsi="Arial" w:cs="Louguiya"/>
+                <w:rFonts w:ascii="Louguiya" w:eastAsia="Arial" w:hAnsi="Louguiya" w:cs="Louguiya" w:hint="cs"/>
                 <w:b/>
                 <w:bCs/>
                 <w:color w:val="222222"/>
-                <w:sz w:val="24"/>
-                <w:szCs w:val="24"/>
-                <w:highlight w:val="white"/>
+                <w:sz w:val="26"/>
+                <w:szCs w:val="26"/>
                 <w:rtl/>
               </w:rPr>
               <w:t xml:space="preserve">الطرف </w:t>
@@ -2954,43 +2966,21 @@
             <w:proofErr w:type="gramStart"/>
             <w:r>
               <w:rPr>
-                <w:rFonts w:ascii="Arial" w:eastAsia="Arial" w:hAnsi="Arial" w:cs="Louguiya"/>
+                <w:rFonts w:ascii="Louguiya" w:eastAsia="Arial" w:hAnsi="Louguiya" w:cs="Louguiya" w:hint="cs"/>
                 <w:b/>
                 <w:bCs/>
                 <w:color w:val="222222"/>
-                <w:sz w:val="24"/>
-                <w:szCs w:val="24"/>
-                <w:highlight w:val="white"/>
+                <w:sz w:val="26"/>
+                <w:szCs w:val="26"/>
                 <w:rtl/>
               </w:rPr>
-              <w:t>الثان</w:t>
+              <w:t>الثاني</w:t>
             </w:r>
             <w:r>
               <w:rPr>
-                <w:rFonts w:ascii="Arial" w:eastAsia="Arial" w:hAnsi="Arial" w:cs="Louguiya"/>
+                <w:rFonts w:ascii="Louguiya" w:eastAsia="Arial" w:hAnsi="Louguiya" w:cs="Louguiya"/>
                 <w:b/>
                 <w:bCs/>
-                <w:color w:val="222222"/>
-                <w:sz w:val="24"/>
-                <w:szCs w:val="24"/>
-                <w:highlight w:val="white"/>
-              </w:rPr>
-              <w:t xml:space="preserve"> </w:t>
-            </w:r>
-            <w:r>
-              <w:rPr>
-                <w:rFonts w:ascii="Arial" w:eastAsia="Arial" w:hAnsi="Arial" w:cs="Louguiya"/>
-                <w:color w:val="222222"/>
-                <w:sz w:val="24"/>
-                <w:szCs w:val="24"/>
-                <w:highlight w:val="white"/>
-                <w:rtl/>
-              </w:rPr>
-              <w:t xml:space="preserve"> </w:t>
-            </w:r>
-            <w:r>
-              <w:rPr>
-                <w:rFonts w:ascii="Arial" w:eastAsia="Arial" w:hAnsi="Arial" w:cs="Louguiya"/>
                 <w:color w:val="222222"/>
                 <w:sz w:val="24"/>
                 <w:szCs w:val="24"/>
@@ -2999,7 +2989,16 @@
             </w:r>
             <w:r>
               <w:rPr>
-                <w:rFonts w:ascii="Arial" w:eastAsia="Arial" w:hAnsi="Arial" w:cs="Times New Roman"/>
+                <w:rFonts w:ascii="Louguiya" w:eastAsia="Arial" w:hAnsi="Louguiya" w:cs="Louguiya"/>
+                <w:color w:val="222222"/>
+                <w:sz w:val="24"/>
+                <w:szCs w:val="24"/>
+              </w:rPr>
+              <w:t xml:space="preserve">   </w:t>
+            </w:r>
+            <w:r>
+              <w:rPr>
+                <w:rFonts w:ascii="Louguiya" w:eastAsia="Arial" w:hAnsi="Louguiya" w:cs="Louguiya" w:hint="cs"/>
                 <w:color w:val="222222"/>
                 <w:sz w:val="24"/>
                 <w:szCs w:val="24"/>

--- a/backend/lib/templates/contract_cdi.docx
+++ b/backend/lib/templates/contract_cdi.docx
@@ -2963,10 +2963,9 @@
               </w:rPr>
               <w:t xml:space="preserve">الطرف </w:t>
             </w:r>
-            <w:proofErr w:type="gramStart"/>
             <w:r>
               <w:rPr>
-                <w:rFonts w:ascii="Louguiya" w:eastAsia="Arial" w:hAnsi="Louguiya" w:cs="Louguiya" w:hint="cs"/>
+                <w:rFonts w:ascii="Louguiya" w:eastAsia="Arial" w:hAnsi="Louguiya" w:cs="Times New Roman" w:hint="cs"/>
                 <w:b/>
                 <w:bCs/>
                 <w:color w:val="222222"/>
@@ -2994,7 +2993,7 @@
                 <w:sz w:val="24"/>
                 <w:szCs w:val="24"/>
               </w:rPr>
-              <w:t xml:space="preserve">   </w:t>
+              <w:t xml:space="preserve">  </w:t>
             </w:r>
             <w:r>
               <w:rPr>
@@ -3015,7 +3014,6 @@
               </w:rPr>
               <w:t>(</w:t>
             </w:r>
-            <w:proofErr w:type="gramEnd"/>
           </w:p>
         </w:tc>
       </w:tr>

--- a/backend/lib/templates/contract_cdi.docx
+++ b/backend/lib/templates/contract_cdi.docx
@@ -2953,7 +2953,7 @@
             </w:pPr>
             <w:r>
               <w:rPr>
-                <w:rFonts w:ascii="Louguiya" w:eastAsia="Arial" w:hAnsi="Louguiya" w:cs="Louguiya" w:hint="cs"/>
+                <w:rFonts w:ascii="Louguiya" w:eastAsia="Arial" w:hAnsi="Louguiya" w:cs="Louguiya"/>
                 <w:b/>
                 <w:bCs/>
                 <w:color w:val="222222"/>
@@ -2961,46 +2961,25 @@
                 <w:szCs w:val="26"/>
                 <w:rtl/>
               </w:rPr>
-              <w:t xml:space="preserve">الطرف </w:t>
+              <w:t>الطرف الثاني</w:t>
             </w:r>
             <w:r>
               <w:rPr>
-                <w:rFonts w:ascii="Louguiya" w:eastAsia="Arial" w:hAnsi="Louguiya" w:cs="Times New Roman" w:hint="cs"/>
-                <w:b/>
-                <w:bCs/>
+                <w:rFonts w:ascii="Arial" w:eastAsia="Arial" w:hAnsi="Arial" w:cs="Times New Roman"/>
                 <w:color w:val="222222"/>
                 <w:sz w:val="26"/>
                 <w:szCs w:val="26"/>
                 <w:rtl/>
               </w:rPr>
-              <w:t>الثاني</w:t>
+              <w:t xml:space="preserve"> (</w:t>
             </w:r>
-            <w:r>
-              <w:rPr>
-                <w:rFonts w:ascii="Louguiya" w:eastAsia="Arial" w:hAnsi="Louguiya" w:cs="Louguiya"/>
-                <w:b/>
-                <w:bCs/>
-                <w:color w:val="222222"/>
-                <w:sz w:val="24"/>
-                <w:szCs w:val="24"/>
-              </w:rPr>
-              <w:t>)</w:t>
-            </w:r>
+            <w:proofErr w:type="gramStart"/>
             <w:r>
               <w:rPr>
                 <w:rFonts w:ascii="Louguiya" w:eastAsia="Arial" w:hAnsi="Louguiya" w:cs="Louguiya"/>
                 <w:color w:val="222222"/>
-                <w:sz w:val="24"/>
-                <w:szCs w:val="24"/>
-              </w:rPr>
-              <w:t xml:space="preserve">  </w:t>
-            </w:r>
-            <w:r>
-              <w:rPr>
-                <w:rFonts w:ascii="Louguiya" w:eastAsia="Arial" w:hAnsi="Louguiya" w:cs="Louguiya" w:hint="cs"/>
-                <w:color w:val="222222"/>
-                <w:sz w:val="24"/>
-                <w:szCs w:val="24"/>
+                <w:sz w:val="26"/>
+                <w:szCs w:val="26"/>
                 <w:rtl/>
               </w:rPr>
               <w:t>المتعاقد</w:t>
@@ -3009,10 +2988,22 @@
               <w:rPr>
                 <w:rFonts w:ascii="Arial" w:eastAsia="Arial" w:hAnsi="Arial" w:cs="Times New Roman"/>
                 <w:color w:val="222222"/>
-                <w:sz w:val="24"/>
-                <w:szCs w:val="24"/>
+                <w:sz w:val="26"/>
+                <w:szCs w:val="26"/>
+                <w:rtl/>
               </w:rPr>
-              <w:t>(</w:t>
+              <w:t xml:space="preserve">)   </w:t>
+            </w:r>
+            <w:proofErr w:type="gramEnd"/>
+            <w:r>
+              <w:rPr>
+                <w:rFonts w:ascii="Arial" w:eastAsia="Arial" w:hAnsi="Arial" w:cs="Times New Roman"/>
+                <w:color w:val="222222"/>
+                <w:sz w:val="26"/>
+                <w:szCs w:val="26"/>
+                <w:rtl/>
+              </w:rPr>
+              <w:t xml:space="preserve">            </w:t>
             </w:r>
           </w:p>
         </w:tc>

--- a/backend/lib/templates/contract_cdi.docx
+++ b/backend/lib/templates/contract_cdi.docx
@@ -2973,10 +2973,9 @@
               </w:rPr>
               <w:t xml:space="preserve"> (</w:t>
             </w:r>
-            <w:proofErr w:type="gramStart"/>
             <w:r>
               <w:rPr>
-                <w:rFonts w:ascii="Louguiya" w:eastAsia="Arial" w:hAnsi="Louguiya" w:cs="Louguiya"/>
+                <w:rFonts w:ascii="Louguiya" w:eastAsia="Arial" w:hAnsi="Louguiya" w:cs="Times New Roman" w:hint="cs"/>
                 <w:color w:val="222222"/>
                 <w:sz w:val="26"/>
                 <w:szCs w:val="26"/>
@@ -2986,15 +2985,14 @@
             </w:r>
             <w:r>
               <w:rPr>
-                <w:rFonts w:ascii="Arial" w:eastAsia="Arial" w:hAnsi="Arial" w:cs="Times New Roman"/>
+                <w:rFonts w:ascii="Arial" w:eastAsia="Arial" w:hAnsi="Arial" w:cs="Times New Roman" w:hint="cs"/>
                 <w:color w:val="222222"/>
                 <w:sz w:val="26"/>
                 <w:szCs w:val="26"/>
                 <w:rtl/>
               </w:rPr>
-              <w:t xml:space="preserve">)   </w:t>
+              <w:t xml:space="preserve">)  </w:t>
             </w:r>
-            <w:proofErr w:type="gramEnd"/>
             <w:r>
               <w:rPr>
                 <w:rFonts w:ascii="Arial" w:eastAsia="Arial" w:hAnsi="Arial" w:cs="Times New Roman"/>
@@ -3003,7 +3001,26 @@
                 <w:szCs w:val="26"/>
                 <w:rtl/>
               </w:rPr>
-              <w:t xml:space="preserve">            </w:t>
+              <w:t xml:space="preserve"> </w:t>
+            </w:r>
+            <w:r>
+              <w:rPr>
+                <w:rFonts w:ascii="Arial" w:eastAsia="Arial" w:hAnsi="Arial" w:cs="Times New Roman"/>
+                <w:color w:val="222222"/>
+                <w:sz w:val="26"/>
+                <w:szCs w:val="26"/>
+              </w:rPr>
+              <w:t>dsa</w:t>
+            </w:r>
+            <w:r>
+              <w:rPr>
+                <w:rFonts w:ascii="Arial" w:eastAsia="Arial" w:hAnsi="Arial" w:cs="Times New Roman"/>
+                <w:color w:val="222222"/>
+                <w:sz w:val="26"/>
+                <w:szCs w:val="26"/>
+                <w:rtl/>
+              </w:rPr>
+              <w:t xml:space="preserve">           </w:t>
             </w:r>
           </w:p>
         </w:tc>

--- a/backend/lib/templates/contract_cdi.docx
+++ b/backend/lib/templates/contract_cdi.docx
@@ -3002,25 +3002,6 @@
                 <w:rtl/>
               </w:rPr>
               <w:t xml:space="preserve"> </w:t>
-            </w:r>
-            <w:r>
-              <w:rPr>
-                <w:rFonts w:ascii="Arial" w:eastAsia="Arial" w:hAnsi="Arial" w:cs="Times New Roman"/>
-                <w:color w:val="222222"/>
-                <w:sz w:val="26"/>
-                <w:szCs w:val="26"/>
-              </w:rPr>
-              <w:t>dsa</w:t>
-            </w:r>
-            <w:r>
-              <w:rPr>
-                <w:rFonts w:ascii="Arial" w:eastAsia="Arial" w:hAnsi="Arial" w:cs="Times New Roman"/>
-                <w:color w:val="222222"/>
-                <w:sz w:val="26"/>
-                <w:szCs w:val="26"/>
-                <w:rtl/>
-              </w:rPr>
-              <w:t xml:space="preserve">           </w:t>
             </w:r>
           </w:p>
         </w:tc>

--- a/backend/lib/templates/contract_cdi.docx
+++ b/backend/lib/templates/contract_cdi.docx
@@ -2649,6 +2649,38 @@
         </w:rPr>
         <w:t>يحرر هذا العقد في أربع نسخ أصلية.</w:t>
       </w:r>
+    </w:p>
+    <w:p>
+      <w:pPr>
+        <w:widowControl/>
+        <w:shd w:val="clear" w:color="auto" w:fill="FFFFFF"/>
+        <w:bidi/>
+        <w:spacing w:before="120"/>
+        <w:jc w:val="left"/>
+        <w:rPr>
+          <w:rFonts w:ascii="Arial" w:eastAsia="Arial" w:hAnsi="Arial" w:cs="Louguiya"/>
+          <w:color w:val="222222"/>
+          <w:sz w:val="24"/>
+          <w:szCs w:val="24"/>
+          <w:highlight w:val="white"/>
+        </w:rPr>
+      </w:pPr>
+    </w:p>
+    <w:p>
+      <w:pPr>
+        <w:widowControl/>
+        <w:shd w:val="clear" w:color="auto" w:fill="FFFFFF"/>
+        <w:bidi/>
+        <w:spacing w:before="120"/>
+        <w:jc w:val="left"/>
+        <w:rPr>
+          <w:rFonts w:ascii="Arial" w:eastAsia="Arial" w:hAnsi="Arial" w:cs="Louguiya"/>
+          <w:color w:val="222222"/>
+          <w:sz w:val="24"/>
+          <w:szCs w:val="24"/>
+          <w:highlight w:val="white"/>
+        </w:rPr>
+      </w:pPr>
     </w:p>
     <w:p>
       <w:pPr>
